--- a/airp/lab2/report/Отчет_ЛР2.docx
+++ b/airp/lab2/report/Отчет_ЛР2.docx
@@ -297,7 +297,7 @@
       <w:r>
         <w:fldChar w:fldCharType="separate"/>
       </w:r>
-      <w:hyperlink w:anchor="_Toc242378523" w:history="1">
+      <w:hyperlink w:anchor="_Toc242386431" w:history="1">
         <w:r>
           <w:rPr>
             <w:rStyle w:val="aff8"/>
@@ -324,7 +324,7 @@
             <w:noProof/>
             <w:webHidden/>
           </w:rPr>
-          <w:instrText xml:space="preserve"> PAGEREF _Toc242378523 \h </w:instrText>
+          <w:instrText xml:space="preserve"> PAGEREF _Toc242386431 \h </w:instrText>
         </w:r>
         <w:r>
           <w:rPr>
@@ -370,7 +370,7 @@
           <w14:ligatures w14:val="standardContextual"/>
         </w:rPr>
       </w:pPr>
-      <w:hyperlink w:anchor="_Toc242378524" w:history="1">
+      <w:hyperlink w:anchor="_Toc242386432" w:history="1">
         <w:r>
           <w:rPr>
             <w:rStyle w:val="aff8"/>
@@ -397,7 +397,7 @@
             <w:noProof/>
             <w:webHidden/>
           </w:rPr>
-          <w:instrText xml:space="preserve"> PAGEREF _Toc242378524 \h </w:instrText>
+          <w:instrText xml:space="preserve"> PAGEREF _Toc242386432 \h </w:instrText>
         </w:r>
         <w:r>
           <w:rPr>
@@ -443,7 +443,7 @@
           <w14:ligatures w14:val="standardContextual"/>
         </w:rPr>
       </w:pPr>
-      <w:hyperlink w:anchor="_Toc242378525" w:history="1">
+      <w:hyperlink w:anchor="_Toc242386433" w:history="1">
         <w:r>
           <w:rPr>
             <w:rStyle w:val="aff8"/>
@@ -470,7 +470,7 @@
             <w:noProof/>
             <w:webHidden/>
           </w:rPr>
-          <w:instrText xml:space="preserve"> PAGEREF _Toc242378525 \h </w:instrText>
+          <w:instrText xml:space="preserve"> PAGEREF _Toc242386433 \h </w:instrText>
         </w:r>
         <w:r>
           <w:rPr>
@@ -516,7 +516,7 @@
           <w14:ligatures w14:val="standardContextual"/>
         </w:rPr>
       </w:pPr>
-      <w:hyperlink w:anchor="_Toc242378526" w:history="1">
+      <w:hyperlink w:anchor="_Toc242386434" w:history="1">
         <w:r>
           <w:rPr>
             <w:rStyle w:val="aff8"/>
@@ -543,7 +543,7 @@
             <w:noProof/>
             <w:webHidden/>
           </w:rPr>
-          <w:instrText xml:space="preserve"> PAGEREF _Toc242378526 \h </w:instrText>
+          <w:instrText xml:space="preserve"> PAGEREF _Toc242386434 \h </w:instrText>
         </w:r>
         <w:r>
           <w:rPr>
@@ -589,7 +589,7 @@
           <w14:ligatures w14:val="standardContextual"/>
         </w:rPr>
       </w:pPr>
-      <w:hyperlink w:anchor="_Toc242378527" w:history="1">
+      <w:hyperlink w:anchor="_Toc242386435" w:history="1">
         <w:r>
           <w:rPr>
             <w:rStyle w:val="aff8"/>
@@ -616,7 +616,7 @@
             <w:noProof/>
             <w:webHidden/>
           </w:rPr>
-          <w:instrText xml:space="preserve"> PAGEREF _Toc242378527 \h </w:instrText>
+          <w:instrText xml:space="preserve"> PAGEREF _Toc242386435 \h </w:instrText>
         </w:r>
         <w:r>
           <w:rPr>
@@ -662,7 +662,7 @@
           <w14:ligatures w14:val="standardContextual"/>
         </w:rPr>
       </w:pPr>
-      <w:hyperlink w:anchor="_Toc242378528" w:history="1">
+      <w:hyperlink w:anchor="_Toc242386436" w:history="1">
         <w:r>
           <w:rPr>
             <w:rStyle w:val="aff8"/>
@@ -689,7 +689,7 @@
             <w:noProof/>
             <w:webHidden/>
           </w:rPr>
-          <w:instrText xml:space="preserve"> PAGEREF _Toc242378528 \h </w:instrText>
+          <w:instrText xml:space="preserve"> PAGEREF _Toc242386436 \h </w:instrText>
         </w:r>
         <w:r>
           <w:rPr>
@@ -709,7 +709,7 @@
             <w:noProof/>
             <w:webHidden/>
           </w:rPr>
-          <w:t>8</w:t>
+          <w:t>9</w:t>
         </w:r>
         <w:r>
           <w:rPr>
@@ -722,7 +722,7 @@
     </w:p>
     <w:p>
       <w:pPr>
-        <w:pStyle w:val="14"/>
+        <w:pStyle w:val="2c"/>
         <w:tabs>
           <w:tab w:val="right" w:leader="dot" w:pos="9345"/>
         </w:tabs>
@@ -735,13 +735,13 @@
           <w14:ligatures w14:val="standardContextual"/>
         </w:rPr>
       </w:pPr>
-      <w:hyperlink w:anchor="_Toc242378529" w:history="1">
+      <w:hyperlink w:anchor="_Toc242386437" w:history="1">
         <w:r>
           <w:rPr>
             <w:rStyle w:val="aff8"/>
             <w:noProof/>
           </w:rPr>
-          <w:t>4 КОНТРОЛЬНЫЕ ВОПРОСЫ</w:t>
+          <w:t>3.4 Запуск на нескольких компьютерах</w:t>
         </w:r>
         <w:r>
           <w:rPr>
@@ -762,7 +762,7 @@
             <w:noProof/>
             <w:webHidden/>
           </w:rPr>
-          <w:instrText xml:space="preserve"> PAGEREF _Toc242378529 \h </w:instrText>
+          <w:instrText xml:space="preserve"> PAGEREF _Toc242386437 \h </w:instrText>
         </w:r>
         <w:r>
           <w:rPr>
@@ -795,6 +795,79 @@
     </w:p>
     <w:p>
       <w:pPr>
+        <w:pStyle w:val="14"/>
+        <w:tabs>
+          <w:tab w:val="right" w:leader="dot" w:pos="9345"/>
+        </w:tabs>
+        <w:rPr>
+          <w:rFonts w:asciiTheme="minorHAnsi" w:eastAsiaTheme="minorEastAsia" w:hAnsiTheme="minorHAnsi"/>
+          <w:noProof/>
+          <w:kern w:val="2"/>
+          <w:sz w:val="24"/>
+          <w:szCs w:val="24"/>
+          <w14:ligatures w14:val="standardContextual"/>
+        </w:rPr>
+      </w:pPr>
+      <w:hyperlink w:anchor="_Toc242386438" w:history="1">
+        <w:r>
+          <w:rPr>
+            <w:rStyle w:val="aff8"/>
+            <w:noProof/>
+          </w:rPr>
+          <w:t>4 КОНТРОЛЬНЫЕ ВОПРОСЫ</w:t>
+        </w:r>
+        <w:r>
+          <w:rPr>
+            <w:noProof/>
+            <w:webHidden/>
+          </w:rPr>
+          <w:tab/>
+        </w:r>
+        <w:r>
+          <w:rPr>
+            <w:noProof/>
+            <w:webHidden/>
+          </w:rPr>
+          <w:fldChar w:fldCharType="begin"/>
+        </w:r>
+        <w:r>
+          <w:rPr>
+            <w:noProof/>
+            <w:webHidden/>
+          </w:rPr>
+          <w:instrText xml:space="preserve"> PAGEREF _Toc242386438 \h </w:instrText>
+        </w:r>
+        <w:r>
+          <w:rPr>
+            <w:noProof/>
+            <w:webHidden/>
+          </w:rPr>
+        </w:r>
+        <w:r>
+          <w:rPr>
+            <w:noProof/>
+            <w:webHidden/>
+          </w:rPr>
+          <w:fldChar w:fldCharType="separate"/>
+        </w:r>
+        <w:r>
+          <w:rPr>
+            <w:noProof/>
+            <w:webHidden/>
+          </w:rPr>
+          <w:t>17</w:t>
+        </w:r>
+        <w:r>
+          <w:rPr>
+            <w:noProof/>
+            <w:webHidden/>
+          </w:rPr>
+          <w:fldChar w:fldCharType="end"/>
+        </w:r>
+      </w:hyperlink>
+    </w:p>
+    <w:p>
+      <w:pPr>
         <w:pStyle w:val="2c"/>
         <w:tabs>
           <w:tab w:val="right" w:leader="dot" w:pos="9345"/>
@@ -808,7 +881,7 @@
           <w14:ligatures w14:val="standardContextual"/>
         </w:rPr>
       </w:pPr>
-      <w:hyperlink w:anchor="_Toc242378530" w:history="1">
+      <w:hyperlink w:anchor="_Toc242386439" w:history="1">
         <w:r>
           <w:rPr>
             <w:rStyle w:val="aff8"/>
@@ -865,7 +938,7 @@
             <w:noProof/>
             <w:webHidden/>
           </w:rPr>
-          <w:instrText xml:space="preserve"> PAGEREF _Toc242378530 \h </w:instrText>
+          <w:instrText xml:space="preserve"> PAGEREF _Toc242386439 \h </w:instrText>
         </w:r>
         <w:r>
           <w:rPr>
@@ -885,7 +958,7 @@
             <w:noProof/>
             <w:webHidden/>
           </w:rPr>
-          <w:t>13</w:t>
+          <w:t>17</w:t>
         </w:r>
         <w:r>
           <w:rPr>
@@ -911,7 +984,7 @@
           <w14:ligatures w14:val="standardContextual"/>
         </w:rPr>
       </w:pPr>
-      <w:hyperlink w:anchor="_Toc242378531" w:history="1">
+      <w:hyperlink w:anchor="_Toc242386440" w:history="1">
         <w:r>
           <w:rPr>
             <w:rStyle w:val="aff8"/>
@@ -938,7 +1011,7 @@
             <w:noProof/>
             <w:webHidden/>
           </w:rPr>
-          <w:instrText xml:space="preserve"> PAGEREF _Toc242378531 \h </w:instrText>
+          <w:instrText xml:space="preserve"> PAGEREF _Toc242386440 \h </w:instrText>
         </w:r>
         <w:r>
           <w:rPr>
@@ -958,7 +1031,7 @@
             <w:noProof/>
             <w:webHidden/>
           </w:rPr>
-          <w:t>13</w:t>
+          <w:t>17</w:t>
         </w:r>
         <w:r>
           <w:rPr>
@@ -984,7 +1057,7 @@
           <w14:ligatures w14:val="standardContextual"/>
         </w:rPr>
       </w:pPr>
-      <w:hyperlink w:anchor="_Toc242378532" w:history="1">
+      <w:hyperlink w:anchor="_Toc242386441" w:history="1">
         <w:r>
           <w:rPr>
             <w:rStyle w:val="aff8"/>
@@ -1011,7 +1084,7 @@
             <w:noProof/>
             <w:webHidden/>
           </w:rPr>
-          <w:instrText xml:space="preserve"> PAGEREF _Toc242378532 \h </w:instrText>
+          <w:instrText xml:space="preserve"> PAGEREF _Toc242386441 \h </w:instrText>
         </w:r>
         <w:r>
           <w:rPr>
@@ -1031,7 +1104,7 @@
             <w:noProof/>
             <w:webHidden/>
           </w:rPr>
-          <w:t>13</w:t>
+          <w:t>17</w:t>
         </w:r>
         <w:r>
           <w:rPr>
@@ -1057,7 +1130,7 @@
           <w14:ligatures w14:val="standardContextual"/>
         </w:rPr>
       </w:pPr>
-      <w:hyperlink w:anchor="_Toc242378533" w:history="1">
+      <w:hyperlink w:anchor="_Toc242386442" w:history="1">
         <w:r>
           <w:rPr>
             <w:rStyle w:val="aff8"/>
@@ -1084,7 +1157,7 @@
             <w:noProof/>
             <w:webHidden/>
           </w:rPr>
-          <w:instrText xml:space="preserve"> PAGEREF _Toc242378533 \h </w:instrText>
+          <w:instrText xml:space="preserve"> PAGEREF _Toc242386442 \h </w:instrText>
         </w:r>
         <w:r>
           <w:rPr>
@@ -1104,7 +1177,7 @@
             <w:noProof/>
             <w:webHidden/>
           </w:rPr>
-          <w:t>13</w:t>
+          <w:t>17</w:t>
         </w:r>
         <w:r>
           <w:rPr>
@@ -1130,7 +1203,7 @@
           <w14:ligatures w14:val="standardContextual"/>
         </w:rPr>
       </w:pPr>
-      <w:hyperlink w:anchor="_Toc242378534" w:history="1">
+      <w:hyperlink w:anchor="_Toc242386443" w:history="1">
         <w:r>
           <w:rPr>
             <w:rStyle w:val="aff8"/>
@@ -1157,7 +1230,7 @@
             <w:noProof/>
             <w:webHidden/>
           </w:rPr>
-          <w:instrText xml:space="preserve"> PAGEREF _Toc242378534 \h </w:instrText>
+          <w:instrText xml:space="preserve"> PAGEREF _Toc242386443 \h </w:instrText>
         </w:r>
         <w:r>
           <w:rPr>
@@ -1177,7 +1250,7 @@
             <w:noProof/>
             <w:webHidden/>
           </w:rPr>
-          <w:t>14</w:t>
+          <w:t>18</w:t>
         </w:r>
         <w:r>
           <w:rPr>
@@ -1203,7 +1276,7 @@
         <w:pStyle w:val="1"/>
         <w:ind w:firstLine="709"/>
       </w:pPr>
-      <w:bookmarkStart w:id="0" w:name="_Toc242378523"/>
+      <w:bookmarkStart w:id="0" w:name="_Toc242386431"/>
       <w:r>
         <w:rPr>
           <w:rFonts w:ascii="Times New Roman" w:hAnsi="Times New Roman"/>
@@ -1241,7 +1314,7 @@
         <w:pStyle w:val="1"/>
         <w:ind w:firstLine="709"/>
       </w:pPr>
-      <w:bookmarkStart w:id="1" w:name="_Toc242378524"/>
+      <w:bookmarkStart w:id="1" w:name="_Toc242386432"/>
       <w:r>
         <w:rPr>
           <w:rFonts w:ascii="Times New Roman" w:hAnsi="Times New Roman"/>
@@ -1329,10 +1402,7 @@
         <w:t>accept</w:t>
       </w:r>
       <w:r>
-        <w:t>()</w:t>
-      </w:r>
-      <w:r>
-        <w:t xml:space="preserve"> блокирует поток до подключения клиента и возвращает объект </w:t>
+        <w:t xml:space="preserve">() блокирует поток до подключения клиента и возвращает объект </w:t>
       </w:r>
       <w:r>
         <w:rPr>
@@ -1350,10 +1420,7 @@
         <w:t>Socket</w:t>
       </w:r>
       <w:r>
-        <w:t>("127.0.0.1", порт)</w:t>
-      </w:r>
-      <w:r>
-        <w:t xml:space="preserve">, где 127.0.0.1 – адрес локального компьютера. Сервер отправляет текст через </w:t>
+        <w:t xml:space="preserve">("127.0.0.1", порт), где 127.0.0.1 – адрес локального компьютера. Сервер отправляет текст через </w:t>
       </w:r>
       <w:r>
         <w:rPr>
@@ -1398,10 +1465,7 @@
         <w:t>readLine</w:t>
       </w:r>
       <w:r>
-        <w:t>()</w:t>
-      </w:r>
-      <w:r>
-        <w:t xml:space="preserve">. Каждый поток реализуется классом, наследующим </w:t>
+        <w:t xml:space="preserve">(). Каждый поток реализуется классом, наследующим </w:t>
       </w:r>
       <w:r>
         <w:rPr>
@@ -1441,7 +1505,7 @@
         <w:pStyle w:val="1"/>
         <w:ind w:firstLine="709"/>
       </w:pPr>
-      <w:bookmarkStart w:id="2" w:name="_Toc242378525"/>
+      <w:bookmarkStart w:id="2" w:name="_Toc242386433"/>
       <w:r>
         <w:rPr>
           <w:rFonts w:ascii="Times New Roman" w:hAnsi="Times New Roman"/>
@@ -1457,7 +1521,7 @@
         <w:spacing w:before="360"/>
         <w:ind w:firstLine="709"/>
       </w:pPr>
-      <w:bookmarkStart w:id="3" w:name="_Toc242378526"/>
+      <w:bookmarkStart w:id="3" w:name="_Toc242386434"/>
       <w:r>
         <w:rPr>
           <w:rFonts w:ascii="Times New Roman" w:hAnsi="Times New Roman"/>
@@ -1589,10 +1653,7 @@
         <w:t>DataInputStream.readLine</w:t>
       </w:r>
       <w:r>
-        <w:t>()</w:t>
-      </w:r>
-      <w:r>
-        <w:t>, при компиляции они выдают предупреждения об устаревших методах, но работают.</w:t>
+        <w:t>(), при компиляции они выдают предупреждения об устаревших методах, но работают.</w:t>
       </w:r>
     </w:p>
     <w:p>
@@ -1601,7 +1662,7 @@
         <w:spacing w:before="360"/>
         <w:ind w:firstLine="709"/>
       </w:pPr>
-      <w:bookmarkStart w:id="4" w:name="_Toc242378527"/>
+      <w:bookmarkStart w:id="4" w:name="_Toc242386435"/>
       <w:r>
         <w:rPr>
           <w:rFonts w:ascii="Times New Roman" w:hAnsi="Times New Roman"/>
@@ -1643,10 +1704,7 @@
         <w:t>static int amount</w:t>
       </w:r>
       <w:r>
-        <w:t xml:space="preserve"> = 200</w:t>
-      </w:r>
-      <w:r>
-        <w:t xml:space="preserve"> и слушает порт 3001. Клиентский поток </w:t>
+        <w:t xml:space="preserve"> = 200, слушает порт 3001 и записывает в журнал окна каждый запрос (откуда пришел и каким стал счет). Клиентский поток </w:t>
       </w:r>
       <w:r>
         <w:rPr>
@@ -1655,7 +1713,7 @@
         <w:t>clientThread</w:t>
       </w:r>
       <w:r>
-        <w:t xml:space="preserve"> подключается к серверу по адресу 127.0.0.1, отправляет запрос </w:t>
+        <w:t xml:space="preserve"> подключается к серверу по заданному адресу (по умолчанию 127.0.0.1), отправляет запрос </w:t>
       </w:r>
       <w:r>
         <w:rPr>
@@ -1682,13 +1740,7 @@
         <w:t>Account</w:t>
       </w:r>
       <w:r>
-        <w:t>:&lt;сумма&gt;</w:t>
-      </w:r>
-      <w:r>
-        <w:t xml:space="preserve"> и передает его окну. Размер операции генерируется на сервере случайно: </w:t>
-      </w:r>
-      <w:r>
-        <w:t>(</w:t>
+        <w:t>:&lt;сумма&gt; и передает его окну. Размер операции генерируется на сервере случайно: (</w:t>
       </w:r>
       <w:r>
         <w:rPr>
@@ -1706,10 +1758,7 @@
         <w:t>Math.random</w:t>
       </w:r>
       <w:r>
-        <w:t>() * 1000)</w:t>
-      </w:r>
-      <w:r>
-        <w:t xml:space="preserve">. Окно </w:t>
+        <w:t xml:space="preserve">() * 1000). Окно </w:t>
       </w:r>
       <w:r>
         <w:rPr>
@@ -1718,7 +1767,7 @@
         <w:t>serv</w:t>
       </w:r>
       <w:r>
-        <w:t xml:space="preserve"> содержит три кнопки: «Клиент 1: добавить», «Клиент 1: снять» (клиент 1 добавляет и снимает) и «Клиент 2: снять» (клиент 2 только снимает), текстовое поле счета и журнал операций. Нажатие кнопки запускает новый поток клиента.</w:t>
+        <w:t xml:space="preserve"> содержит три кнопки: «Клиент 1: добавить», «Клиент 1: снять» (клиент 1 добавляет и снимает) и «Клиент 2: снять» (клиент 2 только снимает), текстовое поле счета и журнал операций. Нажатие кнопки запускает новый поток клиента. Адрес сервера задается аргументом запуска, поэтому клиентские окна можно открыть на других компьютерах (раздел «Запуск на нескольких компьютерах»).</w:t>
       </w:r>
     </w:p>
     <w:p>
@@ -1739,482 +1788,377 @@
     </w:p>
     <w:p>
       <w:pPr>
-        <w:spacing w:line="240" w:lineRule="auto"/>
-      </w:pPr>
-      <w:r>
-        <w:rPr>
-          <w:i/>
-          <w:sz w:val="24"/>
-        </w:rPr>
+        <w:pStyle w:val="Listing"/>
+      </w:pPr>
+      <w:r>
         <w:t>// Серверный поток: хранит счёт и обрабатывает запросы клиентов</w:t>
       </w:r>
     </w:p>
     <w:p>
       <w:pPr>
-        <w:spacing w:line="240" w:lineRule="auto"/>
-      </w:pPr>
-      <w:r>
-        <w:rPr>
-          <w:i/>
-          <w:sz w:val="24"/>
-        </w:rPr>
+        <w:pStyle w:val="Listing"/>
+      </w:pPr>
+      <w:r>
         <w:t>class Account extends Thread {</w:t>
       </w:r>
     </w:p>
     <w:p>
       <w:pPr>
-        <w:spacing w:line="240" w:lineRule="auto"/>
-      </w:pPr>
-      <w:r>
-        <w:rPr>
-          <w:i/>
-          <w:sz w:val="24"/>
-        </w:rPr>
+        <w:pStyle w:val="Listing"/>
+      </w:pPr>
+      <w:r>
         <w:t xml:space="preserve">    ServerSocket server;</w:t>
       </w:r>
     </w:p>
     <w:p>
       <w:pPr>
-        <w:spacing w:line="240" w:lineRule="auto"/>
-      </w:pPr>
-      <w:r>
-        <w:rPr>
-          <w:i/>
-          <w:sz w:val="24"/>
-        </w:rPr>
+        <w:pStyle w:val="Listing"/>
+      </w:pPr>
+      <w:r>
         <w:t xml:space="preserve">    String amountstring;</w:t>
       </w:r>
     </w:p>
     <w:p>
       <w:pPr>
-        <w:spacing w:line="240" w:lineRule="auto"/>
-      </w:pPr>
-      <w:r>
-        <w:rPr>
-          <w:i/>
-          <w:sz w:val="24"/>
-        </w:rPr>
+        <w:pStyle w:val="Listing"/>
+      </w:pPr>
+      <w:r>
         <w:t xml:space="preserve">    static int amount = 200;</w:t>
       </w:r>
     </w:p>
     <w:p>
       <w:pPr>
-        <w:spacing w:line="240" w:lineRule="auto"/>
-      </w:pPr>
-    </w:p>
-    <w:p>
-      <w:pPr>
-        <w:spacing w:line="240" w:lineRule="auto"/>
-      </w:pPr>
-      <w:r>
-        <w:rPr>
-          <w:i/>
-          <w:sz w:val="24"/>
-        </w:rPr>
+        <w:pStyle w:val="Listing"/>
+      </w:pPr>
+      <w:r>
+        <w:t xml:space="preserve">    serv window; // окно, в журнал которого сервер записывает запросы</w:t>
+      </w:r>
+    </w:p>
+    <w:p>
+      <w:pPr>
+        <w:pStyle w:val="Listing"/>
+      </w:pPr>
+    </w:p>
+    <w:p>
+      <w:pPr>
+        <w:pStyle w:val="Listing"/>
+      </w:pPr>
+      <w:r>
+        <w:t xml:space="preserve">    public Account(serv window) {</w:t>
+      </w:r>
+    </w:p>
+    <w:p>
+      <w:pPr>
+        <w:pStyle w:val="Listing"/>
+      </w:pPr>
+      <w:r>
+        <w:t xml:space="preserve">        this.window = window;</w:t>
+      </w:r>
+    </w:p>
+    <w:p>
+      <w:pPr>
+        <w:pStyle w:val="Listing"/>
+      </w:pPr>
+      <w:r>
+        <w:t xml:space="preserve">    }</w:t>
+      </w:r>
+    </w:p>
+    <w:p>
+      <w:pPr>
+        <w:pStyle w:val="Listing"/>
+      </w:pPr>
+    </w:p>
+    <w:p>
+      <w:pPr>
+        <w:pStyle w:val="Listing"/>
+      </w:pPr>
+      <w:r>
         <w:t xml:space="preserve">    public void run() {</w:t>
       </w:r>
     </w:p>
     <w:p>
       <w:pPr>
-        <w:spacing w:line="240" w:lineRule="auto"/>
-      </w:pPr>
-      <w:r>
-        <w:rPr>
-          <w:i/>
-          <w:sz w:val="24"/>
-        </w:rPr>
+        <w:pStyle w:val="Listing"/>
+      </w:pPr>
+      <w:r>
+        <w:lastRenderedPageBreak/>
         <w:t xml:space="preserve">        try {</w:t>
       </w:r>
     </w:p>
     <w:p>
       <w:pPr>
-        <w:spacing w:line="240" w:lineRule="auto"/>
-      </w:pPr>
-      <w:r>
-        <w:rPr>
-          <w:i/>
-          <w:sz w:val="24"/>
-        </w:rPr>
+        <w:pStyle w:val="Listing"/>
+      </w:pPr>
+      <w:r>
         <w:t xml:space="preserve">            server = new ServerSocket(3001); // Номер сокета</w:t>
       </w:r>
     </w:p>
     <w:p>
       <w:pPr>
-        <w:spacing w:line="240" w:lineRule="auto"/>
-      </w:pPr>
-      <w:r>
-        <w:rPr>
-          <w:i/>
-          <w:sz w:val="24"/>
-        </w:rPr>
+        <w:pStyle w:val="Listing"/>
+      </w:pPr>
+      <w:r>
         <w:t xml:space="preserve">        } catch (Exception e) {</w:t>
       </w:r>
     </w:p>
     <w:p>
       <w:pPr>
-        <w:spacing w:line="240" w:lineRule="auto"/>
-      </w:pPr>
-      <w:r>
-        <w:rPr>
-          <w:i/>
-          <w:sz w:val="24"/>
-        </w:rPr>
+        <w:pStyle w:val="Listing"/>
+      </w:pPr>
+      <w:r>
         <w:t xml:space="preserve">            System.out.println("Ошибка соединения+" + e);</w:t>
       </w:r>
     </w:p>
     <w:p>
       <w:pPr>
-        <w:spacing w:line="240" w:lineRule="auto"/>
-      </w:pPr>
-      <w:r>
-        <w:rPr>
-          <w:i/>
-          <w:sz w:val="24"/>
-        </w:rPr>
+        <w:pStyle w:val="Listing"/>
+      </w:pPr>
+      <w:r>
         <w:t xml:space="preserve">        }</w:t>
       </w:r>
     </w:p>
     <w:p>
       <w:pPr>
-        <w:spacing w:line="240" w:lineRule="auto"/>
-      </w:pPr>
-      <w:r>
-        <w:rPr>
-          <w:i/>
-          <w:sz w:val="24"/>
-        </w:rPr>
+        <w:pStyle w:val="Listing"/>
+      </w:pPr>
+      <w:r>
         <w:t xml:space="preserve">        while (true) {</w:t>
       </w:r>
     </w:p>
     <w:p>
       <w:pPr>
-        <w:spacing w:line="240" w:lineRule="auto"/>
-      </w:pPr>
-      <w:r>
-        <w:rPr>
-          <w:i/>
-          <w:sz w:val="24"/>
-        </w:rPr>
+        <w:pStyle w:val="Listing"/>
+      </w:pPr>
+      <w:r>
         <w:t xml:space="preserve">            Socket s = null;</w:t>
       </w:r>
     </w:p>
     <w:p>
       <w:pPr>
-        <w:spacing w:line="240" w:lineRule="auto"/>
-      </w:pPr>
-      <w:r>
-        <w:rPr>
-          <w:i/>
-          <w:sz w:val="24"/>
-        </w:rPr>
+        <w:pStyle w:val="Listing"/>
+      </w:pPr>
+      <w:r>
         <w:t xml:space="preserve">            try {</w:t>
       </w:r>
     </w:p>
     <w:p>
       <w:pPr>
-        <w:spacing w:line="240" w:lineRule="auto"/>
-      </w:pPr>
-      <w:r>
-        <w:rPr>
-          <w:i/>
-          <w:sz w:val="24"/>
-        </w:rPr>
-        <w:t xml:space="preserve">                s = server.accept</w:t>
-      </w:r>
-      <w:r>
-        <w:rPr>
-          <w:i/>
-          <w:sz w:val="24"/>
-        </w:rPr>
-        <w:t>(); // ожидание соединения с клиентом</w:t>
-      </w:r>
-    </w:p>
-    <w:p>
-      <w:pPr>
-        <w:spacing w:line="240" w:lineRule="auto"/>
-      </w:pPr>
-      <w:r>
-        <w:rPr>
-          <w:i/>
-          <w:sz w:val="24"/>
-        </w:rPr>
-        <w:lastRenderedPageBreak/>
+        <w:pStyle w:val="Listing"/>
+      </w:pPr>
+      <w:r>
+        <w:t xml:space="preserve">                s = server.accept(); // ожидание соединения с клиентом</w:t>
+      </w:r>
+    </w:p>
+    <w:p>
+      <w:pPr>
+        <w:pStyle w:val="Listing"/>
+      </w:pPr>
+      <w:r>
         <w:t xml:space="preserve">            } catch (Exception e) {</w:t>
       </w:r>
     </w:p>
     <w:p>
       <w:pPr>
-        <w:spacing w:line="240" w:lineRule="auto"/>
-      </w:pPr>
-      <w:r>
-        <w:rPr>
-          <w:i/>
-          <w:sz w:val="24"/>
-        </w:rPr>
+        <w:pStyle w:val="Listing"/>
+      </w:pPr>
+      <w:r>
         <w:t xml:space="preserve">                System.out.println("Ошибка" + e);</w:t>
       </w:r>
     </w:p>
     <w:p>
       <w:pPr>
-        <w:spacing w:line="240" w:lineRule="auto"/>
-      </w:pPr>
-      <w:r>
-        <w:rPr>
-          <w:i/>
-          <w:sz w:val="24"/>
-        </w:rPr>
+        <w:pStyle w:val="Listing"/>
+      </w:pPr>
+      <w:r>
         <w:t xml:space="preserve">            }</w:t>
       </w:r>
     </w:p>
     <w:p>
       <w:pPr>
-        <w:spacing w:line="240" w:lineRule="auto"/>
-      </w:pPr>
-      <w:r>
-        <w:rPr>
-          <w:i/>
-          <w:sz w:val="24"/>
-        </w:rPr>
+        <w:pStyle w:val="Listing"/>
+      </w:pPr>
+      <w:r>
         <w:t xml:space="preserve">            try {</w:t>
       </w:r>
     </w:p>
     <w:p>
       <w:pPr>
-        <w:spacing w:line="240" w:lineRule="auto"/>
-      </w:pPr>
-      <w:r>
-        <w:rPr>
-          <w:i/>
-          <w:sz w:val="24"/>
-        </w:rPr>
+        <w:pStyle w:val="Listing"/>
+      </w:pPr>
+      <w:r>
         <w:t xml:space="preserve">                // Чтение запроса клиента (ADD или WITHDRAW)</w:t>
       </w:r>
     </w:p>
     <w:p>
       <w:pPr>
-        <w:spacing w:line="240" w:lineRule="auto"/>
-      </w:pPr>
-      <w:r>
-        <w:rPr>
-          <w:i/>
-          <w:sz w:val="24"/>
-        </w:rPr>
+        <w:pStyle w:val="Listing"/>
+      </w:pPr>
+      <w:r>
         <w:t xml:space="preserve">                BufferedReader in = new BufferedReader(new InputStreamReader(s.getInputStream()));</w:t>
       </w:r>
     </w:p>
     <w:p>
       <w:pPr>
-        <w:spacing w:line="240" w:lineRule="auto"/>
-      </w:pPr>
-      <w:r>
-        <w:rPr>
-          <w:i/>
-          <w:sz w:val="24"/>
-        </w:rPr>
+        <w:pStyle w:val="Listing"/>
+      </w:pPr>
+      <w:r>
         <w:t xml:space="preserve">                String request = in.readLine();</w:t>
       </w:r>
     </w:p>
     <w:p>
       <w:pPr>
-        <w:spacing w:line="240" w:lineRule="auto"/>
-      </w:pPr>
-    </w:p>
-    <w:p>
-      <w:pPr>
-        <w:spacing w:line="240" w:lineRule="auto"/>
-      </w:pPr>
-      <w:r>
-        <w:rPr>
-          <w:i/>
-          <w:sz w:val="24"/>
-        </w:rPr>
+        <w:pStyle w:val="Listing"/>
+      </w:pPr>
+    </w:p>
+    <w:p>
+      <w:pPr>
+        <w:pStyle w:val="Listing"/>
+      </w:pPr>
+      <w:r>
         <w:t xml:space="preserve">                PrintStream ps = new PrintStream(s.getOutputStream()); // PrintStream предназначен для текстового вывода</w:t>
       </w:r>
     </w:p>
     <w:p>
       <w:pPr>
-        <w:spacing w:line="240" w:lineRule="auto"/>
-      </w:pPr>
-      <w:r>
-        <w:rPr>
-          <w:i/>
-          <w:sz w:val="24"/>
-        </w:rPr>
-        <w:t xml:space="preserve">                </w:t>
-      </w:r>
-      <w:r>
-        <w:rPr>
-          <w:i/>
-          <w:sz w:val="24"/>
-        </w:rPr>
-        <w:t>int amountcur = ((int) (Math.random() * 1000));</w:t>
-      </w:r>
-    </w:p>
-    <w:p>
-      <w:pPr>
-        <w:spacing w:line="240" w:lineRule="auto"/>
-      </w:pPr>
-      <w:r>
-        <w:rPr>
-          <w:i/>
-          <w:sz w:val="24"/>
-        </w:rPr>
+        <w:pStyle w:val="Listing"/>
+      </w:pPr>
+      <w:r>
+        <w:t xml:space="preserve">                int amountcur = ((int) (Math.random() * 1000));</w:t>
+      </w:r>
+    </w:p>
+    <w:p>
+      <w:pPr>
+        <w:pStyle w:val="Listing"/>
+      </w:pPr>
+      <w:r>
         <w:t xml:space="preserve">                if (request.equals("ADD"))</w:t>
       </w:r>
     </w:p>
     <w:p>
       <w:pPr>
-        <w:spacing w:line="240" w:lineRule="auto"/>
-      </w:pPr>
-      <w:r>
-        <w:rPr>
-          <w:i/>
-          <w:sz w:val="24"/>
-        </w:rPr>
+        <w:pStyle w:val="Listing"/>
+      </w:pPr>
+      <w:r>
         <w:t xml:space="preserve">                    amount += amountcur;</w:t>
       </w:r>
     </w:p>
     <w:p>
       <w:pPr>
-        <w:spacing w:line="240" w:lineRule="auto"/>
-      </w:pPr>
-      <w:r>
-        <w:rPr>
-          <w:i/>
-          <w:sz w:val="24"/>
-        </w:rPr>
+        <w:pStyle w:val="Listing"/>
+      </w:pPr>
+      <w:r>
         <w:t xml:space="preserve">                else</w:t>
       </w:r>
     </w:p>
     <w:p>
       <w:pPr>
-        <w:spacing w:line="240" w:lineRule="auto"/>
-      </w:pPr>
-      <w:r>
-        <w:rPr>
-          <w:i/>
-          <w:sz w:val="24"/>
-        </w:rPr>
+        <w:pStyle w:val="Listing"/>
+      </w:pPr>
+      <w:r>
         <w:t xml:space="preserve">                    amount -= amountcur;</w:t>
       </w:r>
     </w:p>
     <w:p>
       <w:pPr>
-        <w:spacing w:line="240" w:lineRule="auto"/>
-      </w:pPr>
-      <w:r>
-        <w:rPr>
-          <w:i/>
-          <w:sz w:val="24"/>
-        </w:rPr>
+        <w:pStyle w:val="Listing"/>
+      </w:pPr>
+      <w:r>
         <w:t xml:space="preserve">                amountstring = Integer.toString(amount);</w:t>
       </w:r>
     </w:p>
     <w:p>
       <w:pPr>
-        <w:spacing w:line="240" w:lineRule="auto"/>
-      </w:pPr>
-      <w:r>
-        <w:rPr>
-          <w:i/>
-          <w:sz w:val="24"/>
-        </w:rPr>
+        <w:pStyle w:val="Listing"/>
+      </w:pPr>
+      <w:r>
         <w:t xml:space="preserve">                ps.println("Account:" + amountstring); // передача строки клиенту</w:t>
       </w:r>
     </w:p>
     <w:p>
       <w:pPr>
-        <w:spacing w:line="240" w:lineRule="auto"/>
-      </w:pPr>
-      <w:r>
-        <w:rPr>
-          <w:i/>
-          <w:sz w:val="24"/>
-        </w:rPr>
+        <w:pStyle w:val="Listing"/>
+      </w:pPr>
+      <w:r>
         <w:t xml:space="preserve">                ps.flush();</w:t>
       </w:r>
     </w:p>
     <w:p>
       <w:pPr>
-        <w:spacing w:line="240" w:lineRule="auto"/>
-      </w:pPr>
-      <w:r>
-        <w:rPr>
-          <w:i/>
-          <w:sz w:val="24"/>
-        </w:rPr>
+        <w:pStyle w:val="Listing"/>
+      </w:pPr>
+      <w:r>
+        <w:t xml:space="preserve">                // Запись в журнал сервера: откуда пришёл запрос и каким стал счёт</w:t>
+      </w:r>
+    </w:p>
+    <w:p>
+      <w:pPr>
+        <w:pStyle w:val="Listing"/>
+      </w:pPr>
+      <w:r>
+        <w:t xml:space="preserve">                window.log.append("[сервер] " + request + " от " + s.getInetAddress().getHostAddress() + ", счёт: " + amountstring + "\n");</w:t>
+      </w:r>
+    </w:p>
+    <w:p>
+      <w:pPr>
+        <w:pStyle w:val="Listing"/>
+      </w:pPr>
+      <w:r>
+        <w:t xml:space="preserve">                window.accountField.setText(amountstring);</w:t>
+      </w:r>
+    </w:p>
+    <w:p>
+      <w:pPr>
+        <w:pStyle w:val="Listing"/>
+      </w:pPr>
+      <w:r>
         <w:t xml:space="preserve">                s.close(); // Сокетное соединение закрывается</w:t>
       </w:r>
     </w:p>
     <w:p>
       <w:pPr>
-        <w:spacing w:line="240" w:lineRule="auto"/>
-      </w:pPr>
-      <w:r>
-        <w:rPr>
-          <w:i/>
-          <w:sz w:val="24"/>
-        </w:rPr>
+        <w:pStyle w:val="Listing"/>
+      </w:pPr>
+      <w:r>
         <w:t xml:space="preserve">            } catch (Exception e) {</w:t>
       </w:r>
     </w:p>
     <w:p>
       <w:pPr>
-        <w:spacing w:line="240" w:lineRule="auto"/>
-      </w:pPr>
-      <w:r>
-        <w:rPr>
-          <w:i/>
-          <w:sz w:val="24"/>
-        </w:rPr>
+        <w:pStyle w:val="Listing"/>
+      </w:pPr>
+      <w:r>
         <w:t xml:space="preserve">                System.out.println("Ошибка  " + e);</w:t>
       </w:r>
     </w:p>
     <w:p>
       <w:pPr>
-        <w:spacing w:line="240" w:lineRule="auto"/>
-      </w:pPr>
-      <w:r>
-        <w:rPr>
-          <w:i/>
-          <w:sz w:val="24"/>
-        </w:rPr>
+        <w:pStyle w:val="Listing"/>
+      </w:pPr>
+      <w:r>
         <w:t xml:space="preserve">            }</w:t>
       </w:r>
     </w:p>
     <w:p>
       <w:pPr>
-        <w:spacing w:line="240" w:lineRule="auto"/>
-      </w:pPr>
-      <w:r>
-        <w:rPr>
-          <w:i/>
-          <w:sz w:val="24"/>
-        </w:rPr>
+        <w:pStyle w:val="Listing"/>
+      </w:pPr>
+      <w:r>
         <w:t xml:space="preserve">        }</w:t>
       </w:r>
     </w:p>
     <w:p>
       <w:pPr>
-        <w:spacing w:line="240" w:lineRule="auto"/>
-      </w:pPr>
-      <w:r>
-        <w:rPr>
-          <w:i/>
-          <w:sz w:val="24"/>
-        </w:rPr>
+        <w:pStyle w:val="Listing"/>
+      </w:pPr>
+      <w:r>
         <w:t xml:space="preserve">    }</w:t>
       </w:r>
     </w:p>
     <w:p>
       <w:pPr>
-        <w:spacing w:line="240" w:lineRule="auto"/>
-      </w:pPr>
-      <w:r>
-        <w:rPr>
-          <w:i/>
-          <w:sz w:val="24"/>
-        </w:rPr>
+        <w:pStyle w:val="Listing"/>
+      </w:pPr>
+      <w:r>
         <w:t>}</w:t>
       </w:r>
     </w:p>
@@ -2255,451 +2199,345 @@
     </w:p>
     <w:p>
       <w:pPr>
-        <w:spacing w:line="240" w:lineRule="auto"/>
-      </w:pPr>
-      <w:r>
-        <w:rPr>
-          <w:i/>
-          <w:sz w:val="24"/>
-        </w:rPr>
+        <w:pStyle w:val="Listing"/>
+      </w:pPr>
+      <w:r>
         <w:t>// Клиентский поток: отправляет запрос серверу и читает ответ</w:t>
       </w:r>
     </w:p>
     <w:p>
       <w:pPr>
-        <w:spacing w:line="240" w:lineRule="auto"/>
-      </w:pPr>
-      <w:r>
-        <w:rPr>
-          <w:i/>
-          <w:sz w:val="24"/>
-        </w:rPr>
+        <w:pStyle w:val="Listing"/>
+      </w:pPr>
+      <w:r>
         <w:t>class clientThread extends Thread {</w:t>
       </w:r>
     </w:p>
     <w:p>
       <w:pPr>
-        <w:spacing w:line="240" w:lineRule="auto"/>
-      </w:pPr>
-      <w:r>
-        <w:rPr>
-          <w:i/>
-          <w:sz w:val="24"/>
-        </w:rPr>
+        <w:pStyle w:val="Listing"/>
+      </w:pPr>
+      <w:r>
         <w:t xml:space="preserve">    DataInputStream dis = null;</w:t>
       </w:r>
     </w:p>
     <w:p>
       <w:pPr>
-        <w:spacing w:line="240" w:lineRule="auto"/>
-      </w:pPr>
-      <w:r>
-        <w:rPr>
-          <w:i/>
-          <w:sz w:val="24"/>
-        </w:rPr>
+        <w:pStyle w:val="Listing"/>
+      </w:pPr>
+      <w:r>
         <w:t xml:space="preserve">    Socket s = null;</w:t>
       </w:r>
     </w:p>
     <w:p>
       <w:pPr>
-        <w:spacing w:line="240" w:lineRule="auto"/>
-      </w:pPr>
-      <w:r>
-        <w:rPr>
-          <w:i/>
-          <w:sz w:val="24"/>
-        </w:rPr>
+        <w:pStyle w:val="Listing"/>
+      </w:pPr>
+      <w:r>
         <w:t xml:space="preserve">    String name;</w:t>
       </w:r>
     </w:p>
     <w:p>
       <w:pPr>
-        <w:spacing w:line="240" w:lineRule="auto"/>
-      </w:pPr>
-      <w:r>
-        <w:rPr>
-          <w:i/>
-          <w:sz w:val="24"/>
-        </w:rPr>
+        <w:pStyle w:val="Listing"/>
+      </w:pPr>
+      <w:r>
+        <w:lastRenderedPageBreak/>
         <w:t xml:space="preserve">    String request;</w:t>
       </w:r>
     </w:p>
     <w:p>
       <w:pPr>
-        <w:spacing w:line="240" w:lineRule="auto"/>
-      </w:pPr>
-      <w:r>
-        <w:rPr>
-          <w:i/>
-          <w:sz w:val="24"/>
-        </w:rPr>
+        <w:pStyle w:val="Listing"/>
+      </w:pPr>
+      <w:r>
+        <w:t xml:space="preserve">    String host;</w:t>
+      </w:r>
+    </w:p>
+    <w:p>
+      <w:pPr>
+        <w:pStyle w:val="Listing"/>
+      </w:pPr>
+      <w:r>
         <w:t xml:space="preserve">    serv window;</w:t>
       </w:r>
     </w:p>
     <w:p>
       <w:pPr>
-        <w:spacing w:line="240" w:lineRule="auto"/>
-      </w:pPr>
-    </w:p>
-    <w:p>
-      <w:pPr>
-        <w:spacing w:line="240" w:lineRule="auto"/>
-      </w:pPr>
-      <w:r>
-        <w:rPr>
-          <w:i/>
-          <w:sz w:val="24"/>
-        </w:rPr>
-        <w:t xml:space="preserve">    </w:t>
-      </w:r>
-      <w:r>
-        <w:rPr>
-          <w:i/>
-          <w:sz w:val="24"/>
-        </w:rPr>
-        <w:t>public clientThread(String name, String request, serv window) {</w:t>
-      </w:r>
-    </w:p>
-    <w:p>
-      <w:pPr>
-        <w:spacing w:line="240" w:lineRule="auto"/>
-      </w:pPr>
-      <w:r>
-        <w:rPr>
-          <w:i/>
-          <w:sz w:val="24"/>
-        </w:rPr>
+        <w:pStyle w:val="Listing"/>
+      </w:pPr>
+    </w:p>
+    <w:p>
+      <w:pPr>
+        <w:pStyle w:val="Listing"/>
+      </w:pPr>
+      <w:r>
+        <w:t xml:space="preserve">    public clientThread(String name, String request, serv window, String host) {</w:t>
+      </w:r>
+    </w:p>
+    <w:p>
+      <w:pPr>
+        <w:pStyle w:val="Listing"/>
+      </w:pPr>
+      <w:r>
         <w:t xml:space="preserve">        this.name = name;</w:t>
       </w:r>
     </w:p>
     <w:p>
       <w:pPr>
-        <w:spacing w:line="240" w:lineRule="auto"/>
-      </w:pPr>
-      <w:r>
-        <w:rPr>
-          <w:i/>
-          <w:sz w:val="24"/>
-        </w:rPr>
+        <w:pStyle w:val="Listing"/>
+      </w:pPr>
+      <w:r>
         <w:t xml:space="preserve">        this.request = request;</w:t>
       </w:r>
     </w:p>
     <w:p>
       <w:pPr>
-        <w:spacing w:line="240" w:lineRule="auto"/>
-      </w:pPr>
-      <w:r>
-        <w:rPr>
-          <w:i/>
-          <w:sz w:val="24"/>
-        </w:rPr>
+        <w:pStyle w:val="Listing"/>
+      </w:pPr>
+      <w:r>
         <w:t xml:space="preserve">        this.window = window;</w:t>
       </w:r>
     </w:p>
     <w:p>
       <w:pPr>
-        <w:spacing w:line="240" w:lineRule="auto"/>
-      </w:pPr>
-      <w:r>
-        <w:rPr>
-          <w:i/>
-          <w:sz w:val="24"/>
-        </w:rPr>
+        <w:pStyle w:val="Listing"/>
+      </w:pPr>
+      <w:r>
+        <w:t xml:space="preserve">        this.host = host;</w:t>
+      </w:r>
+    </w:p>
+    <w:p>
+      <w:pPr>
+        <w:pStyle w:val="Listing"/>
+      </w:pPr>
+      <w:r>
         <w:t xml:space="preserve">        try {</w:t>
       </w:r>
     </w:p>
     <w:p>
       <w:pPr>
-        <w:spacing w:line="240" w:lineRule="auto"/>
-      </w:pPr>
-      <w:r>
-        <w:rPr>
-          <w:i/>
-          <w:sz w:val="24"/>
-        </w:rPr>
-        <w:t xml:space="preserve">            s = new Socket("127.0.0.1", 3001);</w:t>
-      </w:r>
-    </w:p>
-    <w:p>
-      <w:pPr>
-        <w:spacing w:line="240" w:lineRule="auto"/>
-      </w:pPr>
-      <w:r>
-        <w:rPr>
-          <w:i/>
-          <w:sz w:val="24"/>
-        </w:rPr>
+        <w:pStyle w:val="Listing"/>
+      </w:pPr>
+      <w:r>
+        <w:t xml:space="preserve">            s = new Socket(host, 3001);</w:t>
+      </w:r>
+    </w:p>
+    <w:p>
+      <w:pPr>
+        <w:pStyle w:val="Listing"/>
+      </w:pPr>
+      <w:r>
         <w:t xml:space="preserve">            dis = new DataInputStream(s.getInputStream());</w:t>
       </w:r>
     </w:p>
     <w:p>
       <w:pPr>
-        <w:spacing w:line="240" w:lineRule="auto"/>
-      </w:pPr>
-      <w:r>
-        <w:rPr>
-          <w:i/>
-          <w:sz w:val="24"/>
-        </w:rPr>
+        <w:pStyle w:val="Listing"/>
+      </w:pPr>
+      <w:r>
         <w:t xml:space="preserve">        } catch (Exception e) {</w:t>
       </w:r>
     </w:p>
     <w:p>
       <w:pPr>
-        <w:spacing w:line="240" w:lineRule="auto"/>
-      </w:pPr>
-      <w:r>
-        <w:rPr>
-          <w:i/>
-          <w:sz w:val="24"/>
-        </w:rPr>
+        <w:pStyle w:val="Listing"/>
+      </w:pPr>
+      <w:r>
         <w:t xml:space="preserve">            System.out.println("Ошибка:  " + e);</w:t>
       </w:r>
     </w:p>
     <w:p>
       <w:pPr>
-        <w:spacing w:line="240" w:lineRule="auto"/>
-      </w:pPr>
-      <w:r>
-        <w:rPr>
-          <w:i/>
-          <w:sz w:val="24"/>
-        </w:rPr>
+        <w:pStyle w:val="Listing"/>
+      </w:pPr>
+      <w:r>
         <w:t xml:space="preserve">        }</w:t>
       </w:r>
     </w:p>
     <w:p>
       <w:pPr>
-        <w:spacing w:line="240" w:lineRule="auto"/>
-      </w:pPr>
-      <w:r>
-        <w:rPr>
-          <w:i/>
-          <w:sz w:val="24"/>
-        </w:rPr>
-        <w:lastRenderedPageBreak/>
+        <w:pStyle w:val="Listing"/>
+      </w:pPr>
+      <w:r>
         <w:t xml:space="preserve">    }</w:t>
       </w:r>
     </w:p>
     <w:p>
       <w:pPr>
-        <w:spacing w:line="240" w:lineRule="auto"/>
-      </w:pPr>
-    </w:p>
-    <w:p>
-      <w:pPr>
-        <w:spacing w:line="240" w:lineRule="auto"/>
-      </w:pPr>
-      <w:r>
-        <w:rPr>
-          <w:i/>
-          <w:sz w:val="24"/>
-        </w:rPr>
+        <w:pStyle w:val="Listing"/>
+      </w:pPr>
+    </w:p>
+    <w:p>
+      <w:pPr>
+        <w:pStyle w:val="Listing"/>
+      </w:pPr>
+      <w:r>
         <w:t xml:space="preserve">    public void run() {</w:t>
       </w:r>
     </w:p>
     <w:p>
       <w:pPr>
-        <w:spacing w:line="240" w:lineRule="auto"/>
-      </w:pPr>
-      <w:r>
-        <w:rPr>
-          <w:i/>
-          <w:sz w:val="24"/>
-        </w:rPr>
+        <w:pStyle w:val="Listing"/>
+      </w:pPr>
+      <w:r>
+        <w:t xml:space="preserve">        if (s == null) { // соединение не установлено</w:t>
+      </w:r>
+    </w:p>
+    <w:p>
+      <w:pPr>
+        <w:pStyle w:val="Listing"/>
+      </w:pPr>
+      <w:r>
+        <w:t xml:space="preserve">            window.log.append(name + ": нет связи с сервером " + host + "\n");</w:t>
+      </w:r>
+    </w:p>
+    <w:p>
+      <w:pPr>
+        <w:pStyle w:val="Listing"/>
+      </w:pPr>
+      <w:r>
+        <w:t xml:space="preserve">            return;</w:t>
+      </w:r>
+    </w:p>
+    <w:p>
+      <w:pPr>
+        <w:pStyle w:val="Listing"/>
+      </w:pPr>
+      <w:r>
+        <w:t xml:space="preserve">        }</w:t>
+      </w:r>
+    </w:p>
+    <w:p>
+      <w:pPr>
+        <w:pStyle w:val="Listing"/>
+      </w:pPr>
+      <w:r>
         <w:t xml:space="preserve">        try {</w:t>
       </w:r>
     </w:p>
     <w:p>
       <w:pPr>
-        <w:spacing w:line="240" w:lineRule="auto"/>
-      </w:pPr>
-      <w:r>
-        <w:rPr>
-          <w:i/>
-          <w:sz w:val="24"/>
-        </w:rPr>
+        <w:pStyle w:val="Listing"/>
+      </w:pPr>
+      <w:r>
         <w:t xml:space="preserve">            // Отправка запроса серверу</w:t>
       </w:r>
     </w:p>
     <w:p>
       <w:pPr>
-        <w:spacing w:line="240" w:lineRule="auto"/>
-      </w:pPr>
-      <w:r>
-        <w:rPr>
-          <w:i/>
-          <w:sz w:val="24"/>
-        </w:rPr>
-        <w:t xml:space="preserve">            PrintStream ps = new PrintStream(s.getOutputStream</w:t>
-      </w:r>
-      <w:r>
-        <w:rPr>
-          <w:i/>
-          <w:sz w:val="24"/>
-        </w:rPr>
-        <w:t>());</w:t>
-      </w:r>
-    </w:p>
-    <w:p>
-      <w:pPr>
-        <w:spacing w:line="240" w:lineRule="auto"/>
-      </w:pPr>
-      <w:r>
-        <w:rPr>
-          <w:i/>
-          <w:sz w:val="24"/>
-        </w:rPr>
+        <w:pStyle w:val="Listing"/>
+      </w:pPr>
+      <w:r>
+        <w:t xml:space="preserve">            PrintStream ps = new PrintStream(s.getOutputStream());</w:t>
+      </w:r>
+    </w:p>
+    <w:p>
+      <w:pPr>
+        <w:pStyle w:val="Listing"/>
+      </w:pPr>
+      <w:r>
         <w:t xml:space="preserve">            ps.println(request);</w:t>
       </w:r>
     </w:p>
     <w:p>
       <w:pPr>
-        <w:spacing w:line="240" w:lineRule="auto"/>
-      </w:pPr>
-      <w:r>
-        <w:rPr>
-          <w:i/>
-          <w:sz w:val="24"/>
-        </w:rPr>
+        <w:pStyle w:val="Listing"/>
+      </w:pPr>
+      <w:r>
         <w:t xml:space="preserve">            ps.flush();</w:t>
       </w:r>
     </w:p>
     <w:p>
       <w:pPr>
-        <w:spacing w:line="240" w:lineRule="auto"/>
-      </w:pPr>
-    </w:p>
-    <w:p>
-      <w:pPr>
-        <w:spacing w:line="240" w:lineRule="auto"/>
-      </w:pPr>
-      <w:r>
-        <w:rPr>
-          <w:i/>
-          <w:sz w:val="24"/>
-        </w:rPr>
+        <w:pStyle w:val="Listing"/>
+      </w:pPr>
+    </w:p>
+    <w:p>
+      <w:pPr>
+        <w:pStyle w:val="Listing"/>
+      </w:pPr>
+      <w:r>
         <w:t xml:space="preserve">            String msg = dis.readLine(); // Клиент читает строку из сокета</w:t>
       </w:r>
     </w:p>
     <w:p>
       <w:pPr>
-        <w:spacing w:line="240" w:lineRule="auto"/>
-      </w:pPr>
-      <w:r>
-        <w:rPr>
-          <w:i/>
-          <w:sz w:val="24"/>
-        </w:rPr>
+        <w:pStyle w:val="Listing"/>
+      </w:pPr>
+      <w:r>
         <w:t xml:space="preserve">            if (msg != null) {</w:t>
       </w:r>
     </w:p>
     <w:p>
       <w:pPr>
-        <w:spacing w:line="240" w:lineRule="auto"/>
-      </w:pPr>
-      <w:r>
-        <w:rPr>
-          <w:i/>
-          <w:sz w:val="24"/>
-        </w:rPr>
+        <w:pStyle w:val="Listing"/>
+      </w:pPr>
+      <w:r>
         <w:t xml:space="preserve">                System.out.println(name + ": " + msg);</w:t>
       </w:r>
     </w:p>
     <w:p>
       <w:pPr>
-        <w:spacing w:line="240" w:lineRule="auto"/>
-      </w:pPr>
-      <w:r>
-        <w:rPr>
-          <w:i/>
-          <w:sz w:val="24"/>
-        </w:rPr>
+        <w:pStyle w:val="Listing"/>
+      </w:pPr>
+      <w:r>
         <w:t xml:space="preserve">                window.showMessage(name + ": " + msg);</w:t>
       </w:r>
     </w:p>
     <w:p>
       <w:pPr>
-        <w:spacing w:line="240" w:lineRule="auto"/>
-      </w:pPr>
-      <w:r>
-        <w:rPr>
-          <w:i/>
-          <w:sz w:val="24"/>
-        </w:rPr>
+        <w:pStyle w:val="Listing"/>
+      </w:pPr>
+      <w:r>
         <w:t xml:space="preserve">            }</w:t>
       </w:r>
     </w:p>
     <w:p>
       <w:pPr>
-        <w:spacing w:line="240" w:lineRule="auto"/>
-      </w:pPr>
-      <w:r>
-        <w:rPr>
-          <w:i/>
-          <w:sz w:val="24"/>
-        </w:rPr>
+        <w:pStyle w:val="Listing"/>
+      </w:pPr>
+      <w:r>
         <w:t xml:space="preserve">            s.close();</w:t>
       </w:r>
     </w:p>
     <w:p>
       <w:pPr>
-        <w:spacing w:line="240" w:lineRule="auto"/>
-      </w:pPr>
-      <w:r>
-        <w:rPr>
-          <w:i/>
-          <w:sz w:val="24"/>
-        </w:rPr>
+        <w:pStyle w:val="Listing"/>
+      </w:pPr>
+      <w:r>
         <w:t xml:space="preserve">        } catch (Exception e) {</w:t>
       </w:r>
     </w:p>
     <w:p>
       <w:pPr>
-        <w:spacing w:line="240" w:lineRule="auto"/>
-      </w:pPr>
-      <w:r>
-        <w:rPr>
-          <w:i/>
-          <w:sz w:val="24"/>
-        </w:rPr>
+        <w:pStyle w:val="Listing"/>
+      </w:pPr>
+      <w:r>
         <w:t xml:space="preserve">            System.out.println("ERRORR+" + e);</w:t>
       </w:r>
     </w:p>
     <w:p>
       <w:pPr>
-        <w:spacing w:line="240" w:lineRule="auto"/>
-      </w:pPr>
-      <w:r>
-        <w:rPr>
-          <w:i/>
-          <w:sz w:val="24"/>
-        </w:rPr>
+        <w:pStyle w:val="Listing"/>
+      </w:pPr>
+      <w:r>
         <w:t xml:space="preserve">        }</w:t>
       </w:r>
     </w:p>
     <w:p>
       <w:pPr>
-        <w:spacing w:line="240" w:lineRule="auto"/>
-      </w:pPr>
-      <w:r>
-        <w:rPr>
-          <w:i/>
-          <w:sz w:val="24"/>
-        </w:rPr>
+        <w:pStyle w:val="Listing"/>
+      </w:pPr>
+      <w:r>
         <w:t xml:space="preserve">    }</w:t>
       </w:r>
     </w:p>
     <w:p>
       <w:pPr>
-        <w:spacing w:line="240" w:lineRule="auto"/>
-      </w:pPr>
-      <w:r>
-        <w:rPr>
-          <w:i/>
-          <w:sz w:val="24"/>
-        </w:rPr>
+        <w:pStyle w:val="Listing"/>
+      </w:pPr>
+      <w:r>
         <w:t>}</w:t>
       </w:r>
     </w:p>
@@ -2740,598 +2578,682 @@
     </w:p>
     <w:p>
       <w:pPr>
-        <w:spacing w:line="240" w:lineRule="auto"/>
-      </w:pPr>
-      <w:r>
-        <w:rPr>
-          <w:i/>
-          <w:sz w:val="24"/>
-        </w:rPr>
+        <w:pStyle w:val="Listing"/>
+      </w:pPr>
+      <w:r>
         <w:t>// Окно приложения</w:t>
       </w:r>
     </w:p>
     <w:p>
       <w:pPr>
-        <w:spacing w:line="240" w:lineRule="auto"/>
-      </w:pPr>
-      <w:r>
-        <w:rPr>
-          <w:i/>
-          <w:sz w:val="24"/>
-        </w:rPr>
+        <w:pStyle w:val="Listing"/>
+      </w:pPr>
+      <w:r>
         <w:t>public class serv extends Frame implements ActionListener {</w:t>
       </w:r>
     </w:p>
     <w:p>
       <w:pPr>
-        <w:spacing w:line="240" w:lineRule="auto"/>
-      </w:pPr>
-      <w:r>
-        <w:rPr>
-          <w:i/>
-          <w:sz w:val="24"/>
-        </w:rPr>
+        <w:pStyle w:val="Listing"/>
+      </w:pPr>
+      <w:r>
         <w:t xml:space="preserve">    Button client1Add = new Button("Клиент 1: добавить");</w:t>
       </w:r>
     </w:p>
     <w:p>
       <w:pPr>
-        <w:spacing w:line="240" w:lineRule="auto"/>
-      </w:pPr>
-      <w:r>
-        <w:rPr>
-          <w:i/>
-          <w:sz w:val="24"/>
-        </w:rPr>
+        <w:pStyle w:val="Listing"/>
+      </w:pPr>
+      <w:r>
         <w:t xml:space="preserve">    Button client1Withdraw = new Button("Клиент 1: снять");</w:t>
       </w:r>
     </w:p>
     <w:p>
       <w:pPr>
-        <w:spacing w:line="240" w:lineRule="auto"/>
-      </w:pPr>
-      <w:r>
-        <w:rPr>
-          <w:i/>
-          <w:sz w:val="24"/>
-        </w:rPr>
+        <w:pStyle w:val="Listing"/>
+      </w:pPr>
+      <w:r>
         <w:t xml:space="preserve">    Button client2Withdraw = new Button("Клиент 2: снять");</w:t>
       </w:r>
     </w:p>
     <w:p>
       <w:pPr>
-        <w:spacing w:line="240" w:lineRule="auto"/>
-      </w:pPr>
-      <w:r>
-        <w:rPr>
-          <w:i/>
-          <w:sz w:val="24"/>
-        </w:rPr>
+        <w:pStyle w:val="Listing"/>
+      </w:pPr>
+      <w:r>
         <w:t xml:space="preserve">    TextField accountField = new TextField("200", 10);</w:t>
       </w:r>
     </w:p>
     <w:p>
       <w:pPr>
-        <w:spacing w:line="240" w:lineRule="auto"/>
-      </w:pPr>
-      <w:r>
-        <w:rPr>
-          <w:i/>
-          <w:sz w:val="24"/>
-        </w:rPr>
+        <w:pStyle w:val="Listing"/>
+      </w:pPr>
+      <w:r>
         <w:t xml:space="preserve">    TextArea log = new TextArea(8, 40);</w:t>
       </w:r>
     </w:p>
     <w:p>
       <w:pPr>
-        <w:spacing w:line="240" w:lineRule="auto"/>
-      </w:pPr>
-    </w:p>
-    <w:p>
-      <w:pPr>
-        <w:spacing w:line="240" w:lineRule="auto"/>
-      </w:pPr>
-      <w:r>
-        <w:rPr>
-          <w:i/>
-          <w:sz w:val="24"/>
-        </w:rPr>
+        <w:pStyle w:val="Listing"/>
+      </w:pPr>
+      <w:r>
+        <w:t xml:space="preserve">    String host; // адрес компьютера, на котором работает сервер</w:t>
+      </w:r>
+    </w:p>
+    <w:p>
+      <w:pPr>
+        <w:pStyle w:val="Listing"/>
+      </w:pPr>
+    </w:p>
+    <w:p>
+      <w:pPr>
+        <w:pStyle w:val="Listing"/>
+      </w:pPr>
+      <w:r>
         <w:t xml:space="preserve">    public serv() {</w:t>
       </w:r>
     </w:p>
     <w:p>
       <w:pPr>
-        <w:spacing w:line="240" w:lineRule="auto"/>
-      </w:pPr>
-      <w:r>
-        <w:rPr>
-          <w:i/>
-          <w:sz w:val="24"/>
-        </w:rPr>
+        <w:pStyle w:val="Listing"/>
+      </w:pPr>
+      <w:r>
+        <w:t xml:space="preserve">        this("127.0.0.1");</w:t>
+      </w:r>
+    </w:p>
+    <w:p>
+      <w:pPr>
+        <w:pStyle w:val="Listing"/>
+      </w:pPr>
+      <w:r>
+        <w:t xml:space="preserve">    }</w:t>
+      </w:r>
+    </w:p>
+    <w:p>
+      <w:pPr>
+        <w:pStyle w:val="Listing"/>
+      </w:pPr>
+    </w:p>
+    <w:p>
+      <w:pPr>
+        <w:pStyle w:val="Listing"/>
+      </w:pPr>
+      <w:r>
+        <w:t xml:space="preserve">    public serv(String host) {</w:t>
+      </w:r>
+    </w:p>
+    <w:p>
+      <w:pPr>
+        <w:pStyle w:val="Listing"/>
+      </w:pPr>
+      <w:r>
         <w:t xml:space="preserve">        super("Счёт");</w:t>
       </w:r>
     </w:p>
     <w:p>
       <w:pPr>
-        <w:spacing w:line="240" w:lineRule="auto"/>
-      </w:pPr>
-      <w:r>
-        <w:rPr>
-          <w:i/>
-          <w:sz w:val="24"/>
-        </w:rPr>
+        <w:pStyle w:val="Listing"/>
+      </w:pPr>
+      <w:r>
+        <w:t xml:space="preserve">        this.host = host;</w:t>
+      </w:r>
+    </w:p>
+    <w:p>
+      <w:pPr>
+        <w:pStyle w:val="Listing"/>
+      </w:pPr>
+      <w:r>
         <w:t xml:space="preserve">        setLayout(new FlowLayout());</w:t>
       </w:r>
     </w:p>
     <w:p>
       <w:pPr>
-        <w:spacing w:line="240" w:lineRule="auto"/>
-      </w:pPr>
-      <w:r>
-        <w:rPr>
-          <w:i/>
-          <w:sz w:val="24"/>
-        </w:rPr>
-        <w:t xml:space="preserve">        </w:t>
-      </w:r>
-      <w:r>
-        <w:rPr>
-          <w:i/>
-          <w:sz w:val="24"/>
-        </w:rPr>
-        <w:t>add(client1Add);</w:t>
-      </w:r>
-    </w:p>
-    <w:p>
-      <w:pPr>
-        <w:spacing w:line="240" w:lineRule="auto"/>
-      </w:pPr>
-      <w:r>
-        <w:rPr>
-          <w:i/>
-          <w:sz w:val="24"/>
-        </w:rPr>
+        <w:pStyle w:val="Listing"/>
+      </w:pPr>
+      <w:r>
+        <w:t xml:space="preserve">        add(client1Add);</w:t>
+      </w:r>
+    </w:p>
+    <w:p>
+      <w:pPr>
+        <w:pStyle w:val="Listing"/>
+      </w:pPr>
+      <w:r>
         <w:t xml:space="preserve">        add(client1Withdraw);</w:t>
       </w:r>
     </w:p>
     <w:p>
       <w:pPr>
-        <w:spacing w:line="240" w:lineRule="auto"/>
-      </w:pPr>
-      <w:r>
-        <w:rPr>
-          <w:i/>
-          <w:sz w:val="24"/>
-        </w:rPr>
+        <w:pStyle w:val="Listing"/>
+      </w:pPr>
+      <w:r>
         <w:t xml:space="preserve">        add(client2Withdraw);</w:t>
       </w:r>
     </w:p>
     <w:p>
       <w:pPr>
-        <w:spacing w:line="240" w:lineRule="auto"/>
-      </w:pPr>
-      <w:r>
-        <w:rPr>
-          <w:i/>
-          <w:sz w:val="24"/>
-        </w:rPr>
+        <w:pStyle w:val="Listing"/>
+      </w:pPr>
+      <w:r>
         <w:t xml:space="preserve">        add(new Label("Счёт:"));</w:t>
       </w:r>
     </w:p>
     <w:p>
       <w:pPr>
-        <w:spacing w:line="240" w:lineRule="auto"/>
-      </w:pPr>
-      <w:r>
-        <w:rPr>
-          <w:i/>
-          <w:sz w:val="24"/>
-        </w:rPr>
+        <w:pStyle w:val="Listing"/>
+      </w:pPr>
+      <w:r>
         <w:t xml:space="preserve">        add(accountField);</w:t>
       </w:r>
     </w:p>
     <w:p>
       <w:pPr>
-        <w:spacing w:line="240" w:lineRule="auto"/>
-      </w:pPr>
-      <w:r>
-        <w:rPr>
-          <w:i/>
-          <w:sz w:val="24"/>
-        </w:rPr>
+        <w:pStyle w:val="Listing"/>
+      </w:pPr>
+      <w:r>
         <w:t xml:space="preserve">        add(log);</w:t>
       </w:r>
     </w:p>
     <w:p>
       <w:pPr>
-        <w:spacing w:line="240" w:lineRule="auto"/>
-      </w:pPr>
-    </w:p>
-    <w:p>
-      <w:pPr>
-        <w:spacing w:line="240" w:lineRule="auto"/>
-      </w:pPr>
-      <w:r>
-        <w:rPr>
-          <w:i/>
-          <w:sz w:val="24"/>
-        </w:rPr>
+        <w:pStyle w:val="Listing"/>
+      </w:pPr>
+    </w:p>
+    <w:p>
+      <w:pPr>
+        <w:pStyle w:val="Listing"/>
+      </w:pPr>
+      <w:r>
         <w:t xml:space="preserve">        client1Add.addActionListener(this);</w:t>
       </w:r>
     </w:p>
     <w:p>
       <w:pPr>
-        <w:spacing w:line="240" w:lineRule="auto"/>
-      </w:pPr>
-      <w:r>
-        <w:rPr>
-          <w:i/>
-          <w:sz w:val="24"/>
-        </w:rPr>
+        <w:pStyle w:val="Listing"/>
+      </w:pPr>
+      <w:r>
         <w:t xml:space="preserve">        client1Withdraw.addActionListener(this);</w:t>
       </w:r>
     </w:p>
     <w:p>
       <w:pPr>
-        <w:spacing w:line="240" w:lineRule="auto"/>
-      </w:pPr>
-      <w:r>
-        <w:rPr>
-          <w:i/>
-          <w:sz w:val="24"/>
-        </w:rPr>
+        <w:pStyle w:val="Listing"/>
+      </w:pPr>
+      <w:r>
         <w:t xml:space="preserve">        client2Withdraw.addActionListener(this);</w:t>
       </w:r>
     </w:p>
     <w:p>
       <w:pPr>
-        <w:spacing w:line="240" w:lineRule="auto"/>
-      </w:pPr>
-    </w:p>
-    <w:p>
-      <w:pPr>
-        <w:spacing w:line="240" w:lineRule="auto"/>
-      </w:pPr>
-      <w:r>
-        <w:rPr>
-          <w:i/>
-          <w:sz w:val="24"/>
-        </w:rPr>
+        <w:pStyle w:val="Listing"/>
+      </w:pPr>
+    </w:p>
+    <w:p>
+      <w:pPr>
+        <w:pStyle w:val="Listing"/>
+      </w:pPr>
+      <w:r>
         <w:t xml:space="preserve">        addWindowListener(new WindowAdapter() {</w:t>
       </w:r>
     </w:p>
     <w:p>
       <w:pPr>
-        <w:spacing w:line="240" w:lineRule="auto"/>
-      </w:pPr>
-      <w:r>
-        <w:rPr>
-          <w:i/>
-          <w:sz w:val="24"/>
-        </w:rPr>
+        <w:pStyle w:val="Listing"/>
+      </w:pPr>
+      <w:r>
         <w:t xml:space="preserve">            public void windowClosing(WindowEvent we) {</w:t>
       </w:r>
     </w:p>
     <w:p>
       <w:pPr>
-        <w:spacing w:line="240" w:lineRule="auto"/>
-      </w:pPr>
-      <w:r>
-        <w:rPr>
-          <w:i/>
-          <w:sz w:val="24"/>
-        </w:rPr>
+        <w:pStyle w:val="Listing"/>
+      </w:pPr>
+      <w:r>
         <w:t xml:space="preserve">                System.exit(0); // Закрыть приложение</w:t>
       </w:r>
     </w:p>
     <w:p>
       <w:pPr>
-        <w:spacing w:line="240" w:lineRule="auto"/>
-      </w:pPr>
-      <w:r>
-        <w:rPr>
-          <w:i/>
-          <w:sz w:val="24"/>
-        </w:rPr>
+        <w:pStyle w:val="Listing"/>
+      </w:pPr>
+      <w:r>
         <w:t xml:space="preserve">            }</w:t>
       </w:r>
     </w:p>
     <w:p>
       <w:pPr>
-        <w:spacing w:line="240" w:lineRule="auto"/>
-      </w:pPr>
-      <w:r>
-        <w:rPr>
-          <w:i/>
-          <w:sz w:val="24"/>
-        </w:rPr>
+        <w:pStyle w:val="Listing"/>
+      </w:pPr>
+      <w:r>
+        <w:t xml:space="preserve">        });</w:t>
+      </w:r>
+    </w:p>
+    <w:p>
+      <w:pPr>
+        <w:pStyle w:val="Listing"/>
+      </w:pPr>
+      <w:r>
+        <w:t xml:space="preserve">    }</w:t>
+      </w:r>
+    </w:p>
+    <w:p>
+      <w:pPr>
+        <w:pStyle w:val="Listing"/>
+      </w:pPr>
+    </w:p>
+    <w:p>
+      <w:pPr>
+        <w:pStyle w:val="Listing"/>
+      </w:pPr>
+      <w:r>
+        <w:t xml:space="preserve">    // Запуск клиента по нажатию кнопки</w:t>
+      </w:r>
+    </w:p>
+    <w:p>
+      <w:pPr>
+        <w:pStyle w:val="Listing"/>
+      </w:pPr>
+      <w:r>
+        <w:t xml:space="preserve">    public void actionPerformed(ActionEvent ae) {</w:t>
+      </w:r>
+    </w:p>
+    <w:p>
+      <w:pPr>
+        <w:pStyle w:val="Listing"/>
+      </w:pPr>
+      <w:r>
+        <w:t xml:space="preserve">        if (ae.getSource() == client1Add)</w:t>
+      </w:r>
+    </w:p>
+    <w:p>
+      <w:pPr>
+        <w:pStyle w:val="Listing"/>
+      </w:pPr>
+      <w:r>
+        <w:t xml:space="preserve">            new clientThread("Клиент 1", "ADD", this, host).start();</w:t>
+      </w:r>
+    </w:p>
+    <w:p>
+      <w:pPr>
+        <w:pStyle w:val="Listing"/>
+      </w:pPr>
+      <w:r>
+        <w:t xml:space="preserve">        else if (ae.getSource() == client1Withdraw)</w:t>
+      </w:r>
+    </w:p>
+    <w:p>
+      <w:pPr>
+        <w:pStyle w:val="Listing"/>
+      </w:pPr>
+      <w:r>
+        <w:t xml:space="preserve">            new clientThread("Клиент 1", "WITHDRAW", this, host).start();</w:t>
+      </w:r>
+    </w:p>
+    <w:p>
+      <w:pPr>
+        <w:pStyle w:val="Listing"/>
+      </w:pPr>
+      <w:r>
+        <w:t xml:space="preserve">        else if (ae.getSource() == client2Withdraw)</w:t>
+      </w:r>
+    </w:p>
+    <w:p>
+      <w:pPr>
+        <w:pStyle w:val="Listing"/>
+      </w:pPr>
+      <w:r>
+        <w:t xml:space="preserve">            new clientThread("Клиент 2", "WITHDRAW", this, host).start();</w:t>
+      </w:r>
+    </w:p>
+    <w:p>
+      <w:pPr>
+        <w:pStyle w:val="Listing"/>
+      </w:pPr>
+      <w:r>
+        <w:t xml:space="preserve">    }</w:t>
+      </w:r>
+    </w:p>
+    <w:p>
+      <w:pPr>
+        <w:pStyle w:val="Listing"/>
+      </w:pPr>
+    </w:p>
+    <w:p>
+      <w:pPr>
+        <w:pStyle w:val="Listing"/>
+      </w:pPr>
+      <w:r>
+        <w:t xml:space="preserve">    // Отображение состояния счёта</w:t>
+      </w:r>
+    </w:p>
+    <w:p>
+      <w:pPr>
+        <w:pStyle w:val="Listing"/>
+      </w:pPr>
+      <w:r>
+        <w:t xml:space="preserve">    public void showMessage(String message) {</w:t>
+      </w:r>
+    </w:p>
+    <w:p>
+      <w:pPr>
+        <w:pStyle w:val="Listing"/>
+      </w:pPr>
+      <w:r>
+        <w:t xml:space="preserve">        accountField.setText(message.substring(message.indexOf(':', message.indexOf(':') + 1) + 1));</w:t>
+      </w:r>
+    </w:p>
+    <w:p>
+      <w:pPr>
+        <w:pStyle w:val="Listing"/>
+      </w:pPr>
+      <w:r>
+        <w:t xml:space="preserve">        log.append(message + "\n");</w:t>
+      </w:r>
+    </w:p>
+    <w:p>
+      <w:pPr>
+        <w:pStyle w:val="Listing"/>
+      </w:pPr>
+      <w:r>
+        <w:t xml:space="preserve">    }</w:t>
+      </w:r>
+    </w:p>
+    <w:p>
+      <w:pPr>
+        <w:pStyle w:val="Listing"/>
+      </w:pPr>
+    </w:p>
+    <w:p>
+      <w:pPr>
+        <w:pStyle w:val="Listing"/>
+      </w:pPr>
+      <w:r>
+        <w:t xml:space="preserve">    // IP-адреса этого компьютера в локальной сети (для ввода на других компьютерах)</w:t>
+      </w:r>
+    </w:p>
+    <w:p>
+      <w:pPr>
+        <w:pStyle w:val="Listing"/>
+      </w:pPr>
+      <w:r>
+        <w:t xml:space="preserve">    static String localAddresses() {</w:t>
+      </w:r>
+    </w:p>
+    <w:p>
+      <w:pPr>
+        <w:pStyle w:val="Listing"/>
+      </w:pPr>
+      <w:r>
+        <w:t xml:space="preserve">        String result = "";</w:t>
+      </w:r>
+    </w:p>
+    <w:p>
+      <w:pPr>
+        <w:pStyle w:val="Listing"/>
+      </w:pPr>
+      <w:r>
+        <w:t xml:space="preserve">        try {</w:t>
+      </w:r>
+    </w:p>
+    <w:p>
+      <w:pPr>
+        <w:pStyle w:val="Listing"/>
+      </w:pPr>
+      <w:r>
+        <w:t xml:space="preserve">            Enumeration&lt;NetworkInterface&gt; interfaces = NetworkInterface.getNetworkInterfaces();</w:t>
+      </w:r>
+    </w:p>
+    <w:p>
+      <w:pPr>
+        <w:pStyle w:val="Listing"/>
+      </w:pPr>
+      <w:r>
+        <w:t xml:space="preserve">            while (interfaces.hasMoreElements()) {</w:t>
+      </w:r>
+    </w:p>
+    <w:p>
+      <w:pPr>
+        <w:pStyle w:val="Listing"/>
+      </w:pPr>
+      <w:r>
+        <w:t xml:space="preserve">                NetworkInterface ni = interfaces.nextElement();</w:t>
+      </w:r>
+    </w:p>
+    <w:p>
+      <w:pPr>
+        <w:pStyle w:val="Listing"/>
+      </w:pPr>
+      <w:r>
+        <w:t xml:space="preserve">                if (!ni.isUp() || ni.isLoopback())</w:t>
+      </w:r>
+    </w:p>
+    <w:p>
+      <w:pPr>
+        <w:pStyle w:val="Listing"/>
+      </w:pPr>
+      <w:r>
         <w:lastRenderedPageBreak/>
-        <w:t xml:space="preserve">        });</w:t>
-      </w:r>
-    </w:p>
-    <w:p>
-      <w:pPr>
-        <w:spacing w:line="240" w:lineRule="auto"/>
-      </w:pPr>
-      <w:r>
-        <w:rPr>
-          <w:i/>
-          <w:sz w:val="24"/>
-        </w:rPr>
+        <w:t xml:space="preserve">                    continue;</w:t>
+      </w:r>
+    </w:p>
+    <w:p>
+      <w:pPr>
+        <w:pStyle w:val="Listing"/>
+      </w:pPr>
+      <w:r>
+        <w:t xml:space="preserve">                Enumeration&lt;InetAddress&gt; addresses = ni.getInetAddresses();</w:t>
+      </w:r>
+    </w:p>
+    <w:p>
+      <w:pPr>
+        <w:pStyle w:val="Listing"/>
+      </w:pPr>
+      <w:r>
+        <w:t xml:space="preserve">                while (addresses.hasMoreElements()) {</w:t>
+      </w:r>
+    </w:p>
+    <w:p>
+      <w:pPr>
+        <w:pStyle w:val="Listing"/>
+      </w:pPr>
+      <w:r>
+        <w:t xml:space="preserve">                    InetAddress address = addresses.nextElement();</w:t>
+      </w:r>
+    </w:p>
+    <w:p>
+      <w:pPr>
+        <w:pStyle w:val="Listing"/>
+      </w:pPr>
+      <w:r>
+        <w:t xml:space="preserve">                    if (address instanceof Inet4Address)</w:t>
+      </w:r>
+    </w:p>
+    <w:p>
+      <w:pPr>
+        <w:pStyle w:val="Listing"/>
+      </w:pPr>
+      <w:r>
+        <w:t xml:space="preserve">                        result += address.getHostAddress() + " ";</w:t>
+      </w:r>
+    </w:p>
+    <w:p>
+      <w:pPr>
+        <w:pStyle w:val="Listing"/>
+      </w:pPr>
+      <w:r>
+        <w:t xml:space="preserve">                }</w:t>
+      </w:r>
+    </w:p>
+    <w:p>
+      <w:pPr>
+        <w:pStyle w:val="Listing"/>
+      </w:pPr>
+      <w:r>
+        <w:t xml:space="preserve">            }</w:t>
+      </w:r>
+    </w:p>
+    <w:p>
+      <w:pPr>
+        <w:pStyle w:val="Listing"/>
+      </w:pPr>
+      <w:r>
+        <w:t xml:space="preserve">        } catch (Exception e) {</w:t>
+      </w:r>
+    </w:p>
+    <w:p>
+      <w:pPr>
+        <w:pStyle w:val="Listing"/>
+      </w:pPr>
+      <w:r>
+        <w:t xml:space="preserve">            System.out.println("Ошибка " + e);</w:t>
+      </w:r>
+    </w:p>
+    <w:p>
+      <w:pPr>
+        <w:pStyle w:val="Listing"/>
+      </w:pPr>
+      <w:r>
+        <w:t xml:space="preserve">        }</w:t>
+      </w:r>
+    </w:p>
+    <w:p>
+      <w:pPr>
+        <w:pStyle w:val="Listing"/>
+      </w:pPr>
+      <w:r>
+        <w:t xml:space="preserve">        return result.trim();</w:t>
+      </w:r>
+    </w:p>
+    <w:p>
+      <w:pPr>
+        <w:pStyle w:val="Listing"/>
+      </w:pPr>
+      <w:r>
         <w:t xml:space="preserve">    }</w:t>
       </w:r>
     </w:p>
     <w:p>
       <w:pPr>
-        <w:spacing w:line="240" w:lineRule="auto"/>
-      </w:pPr>
-    </w:p>
-    <w:p>
-      <w:pPr>
-        <w:spacing w:line="240" w:lineRule="auto"/>
-      </w:pPr>
-      <w:r>
-        <w:rPr>
-          <w:i/>
-          <w:sz w:val="24"/>
-        </w:rPr>
-        <w:t xml:space="preserve">    // Запуск клиента по нажатию кнопки</w:t>
-      </w:r>
-    </w:p>
-    <w:p>
-      <w:pPr>
-        <w:spacing w:line="240" w:lineRule="auto"/>
-      </w:pPr>
-      <w:r>
-        <w:rPr>
-          <w:i/>
-          <w:sz w:val="24"/>
-        </w:rPr>
-        <w:t xml:space="preserve">    public void actionPerformed(ActionEvent ae) {</w:t>
-      </w:r>
-    </w:p>
-    <w:p>
-      <w:pPr>
-        <w:spacing w:line="240" w:lineRule="auto"/>
-      </w:pPr>
-      <w:r>
-        <w:rPr>
-          <w:i/>
-          <w:sz w:val="24"/>
-        </w:rPr>
-        <w:t xml:space="preserve">        if (ae.getSource() == client1Add)</w:t>
-      </w:r>
-    </w:p>
-    <w:p>
-      <w:pPr>
-        <w:spacing w:line="240" w:lineRule="auto"/>
-      </w:pPr>
-      <w:r>
-        <w:rPr>
-          <w:i/>
-          <w:sz w:val="24"/>
-        </w:rPr>
-        <w:t xml:space="preserve">            new clientThread("Клиент 1", "ADD", this).start();</w:t>
-      </w:r>
-    </w:p>
-    <w:p>
-      <w:pPr>
-        <w:spacing w:line="240" w:lineRule="auto"/>
-      </w:pPr>
-      <w:r>
-        <w:rPr>
-          <w:i/>
-          <w:sz w:val="24"/>
-        </w:rPr>
-        <w:t xml:space="preserve">        else if (ae.getSource() == client1Withdraw)</w:t>
-      </w:r>
-    </w:p>
-    <w:p>
-      <w:pPr>
-        <w:spacing w:line="240" w:lineRule="auto"/>
-      </w:pPr>
-      <w:r>
-        <w:rPr>
-          <w:i/>
-          <w:sz w:val="24"/>
-        </w:rPr>
-        <w:t xml:space="preserve">            new clientThread("Клиент 1", "WITHDRAW", this).start();</w:t>
-      </w:r>
-    </w:p>
-    <w:p>
-      <w:pPr>
-        <w:spacing w:line="240" w:lineRule="auto"/>
-      </w:pPr>
-      <w:r>
-        <w:rPr>
-          <w:i/>
-          <w:sz w:val="24"/>
-        </w:rPr>
-        <w:t xml:space="preserve">        else if (ae.getSource() == client2Withdraw)</w:t>
-      </w:r>
-    </w:p>
-    <w:p>
-      <w:pPr>
-        <w:spacing w:line="240" w:lineRule="auto"/>
-      </w:pPr>
-      <w:r>
-        <w:rPr>
-          <w:i/>
-          <w:sz w:val="24"/>
-        </w:rPr>
-        <w:t xml:space="preserve">            new clientThread("Клиент 2", "WITHDRAW", this).start();</w:t>
-      </w:r>
-    </w:p>
-    <w:p>
-      <w:pPr>
-        <w:spacing w:line="240" w:lineRule="auto"/>
-      </w:pPr>
-      <w:r>
-        <w:rPr>
-          <w:i/>
-          <w:sz w:val="24"/>
-        </w:rPr>
+        <w:pStyle w:val="Listing"/>
+      </w:pPr>
+    </w:p>
+    <w:p>
+      <w:pPr>
+        <w:pStyle w:val="Listing"/>
+      </w:pPr>
+      <w:r>
+        <w:t xml:space="preserve">    public static void main(String args[]) {</w:t>
+      </w:r>
+    </w:p>
+    <w:p>
+      <w:pPr>
+        <w:pStyle w:val="Listing"/>
+      </w:pPr>
+      <w:r>
+        <w:t xml:space="preserve">        if (args.length == 0) { // сервер и клиенты на одном компьютере</w:t>
+      </w:r>
+    </w:p>
+    <w:p>
+      <w:pPr>
+        <w:pStyle w:val="Listing"/>
+      </w:pPr>
+      <w:r>
+        <w:t xml:space="preserve">            serv f = new serv();</w:t>
+      </w:r>
+    </w:p>
+    <w:p>
+      <w:pPr>
+        <w:pStyle w:val="Listing"/>
+      </w:pPr>
+      <w:r>
+        <w:t xml:space="preserve">            f.setTitle("Счёт (сервер, IP: " + localAddresses() + ")");</w:t>
+      </w:r>
+    </w:p>
+    <w:p>
+      <w:pPr>
+        <w:pStyle w:val="Listing"/>
+      </w:pPr>
+      <w:r>
+        <w:t xml:space="preserve">            f.setSize(400, 400);</w:t>
+      </w:r>
+    </w:p>
+    <w:p>
+      <w:pPr>
+        <w:pStyle w:val="Listing"/>
+      </w:pPr>
+      <w:r>
+        <w:t xml:space="preserve">            f.setVisible(true);</w:t>
+      </w:r>
+    </w:p>
+    <w:p>
+      <w:pPr>
+        <w:pStyle w:val="Listing"/>
+      </w:pPr>
+      <w:r>
+        <w:t xml:space="preserve">            new Account(f).start();</w:t>
+      </w:r>
+    </w:p>
+    <w:p>
+      <w:pPr>
+        <w:pStyle w:val="Listing"/>
+      </w:pPr>
+      <w:r>
+        <w:t xml:space="preserve">        } else { // только клиенты, сервер на другом компьютере</w:t>
+      </w:r>
+    </w:p>
+    <w:p>
+      <w:pPr>
+        <w:pStyle w:val="Listing"/>
+      </w:pPr>
+      <w:r>
+        <w:t xml:space="preserve">            serv f = new serv(args[0]);</w:t>
+      </w:r>
+    </w:p>
+    <w:p>
+      <w:pPr>
+        <w:pStyle w:val="Listing"/>
+      </w:pPr>
+      <w:r>
+        <w:t xml:space="preserve">            f.setTitle("Счёт (клиент, сервер: " + args[0] + ")");</w:t>
+      </w:r>
+    </w:p>
+    <w:p>
+      <w:pPr>
+        <w:pStyle w:val="Listing"/>
+      </w:pPr>
+      <w:r>
+        <w:t xml:space="preserve">            f.setSize(400, 400);</w:t>
+      </w:r>
+    </w:p>
+    <w:p>
+      <w:pPr>
+        <w:pStyle w:val="Listing"/>
+      </w:pPr>
+      <w:r>
+        <w:t xml:space="preserve">            f.setVisible(true);</w:t>
+      </w:r>
+    </w:p>
+    <w:p>
+      <w:pPr>
+        <w:pStyle w:val="Listing"/>
+      </w:pPr>
+      <w:r>
+        <w:t xml:space="preserve">        }</w:t>
+      </w:r>
+    </w:p>
+    <w:p>
+      <w:pPr>
+        <w:pStyle w:val="Listing"/>
+      </w:pPr>
+      <w:r>
         <w:t xml:space="preserve">    }</w:t>
       </w:r>
     </w:p>
     <w:p>
       <w:pPr>
-        <w:spacing w:line="240" w:lineRule="auto"/>
-      </w:pPr>
-    </w:p>
-    <w:p>
-      <w:pPr>
-        <w:spacing w:line="240" w:lineRule="auto"/>
-      </w:pPr>
-      <w:r>
-        <w:rPr>
-          <w:i/>
-          <w:sz w:val="24"/>
-        </w:rPr>
-        <w:t xml:space="preserve">    // Отображение состояния счёта</w:t>
-      </w:r>
-    </w:p>
-    <w:p>
-      <w:pPr>
-        <w:spacing w:line="240" w:lineRule="auto"/>
-      </w:pPr>
-      <w:r>
-        <w:rPr>
-          <w:i/>
-          <w:sz w:val="24"/>
-        </w:rPr>
-        <w:t xml:space="preserve">    public void showMessage(</w:t>
-      </w:r>
-      <w:r>
-        <w:rPr>
-          <w:i/>
-          <w:sz w:val="24"/>
-        </w:rPr>
-        <w:t>String message) {</w:t>
-      </w:r>
-    </w:p>
-    <w:p>
-      <w:pPr>
-        <w:spacing w:line="240" w:lineRule="auto"/>
-      </w:pPr>
-      <w:r>
-        <w:rPr>
-          <w:i/>
-          <w:sz w:val="24"/>
-        </w:rPr>
-        <w:t xml:space="preserve">        accountField.setText(message.substring(message.indexOf(':', message.indexOf(':') + 1) + 1));</w:t>
-      </w:r>
-    </w:p>
-    <w:p>
-      <w:pPr>
-        <w:spacing w:line="240" w:lineRule="auto"/>
-      </w:pPr>
-      <w:r>
-        <w:rPr>
-          <w:i/>
-          <w:sz w:val="24"/>
-        </w:rPr>
-        <w:t xml:space="preserve">        log.append(message + "\n");</w:t>
-      </w:r>
-    </w:p>
-    <w:p>
-      <w:pPr>
-        <w:spacing w:line="240" w:lineRule="auto"/>
-      </w:pPr>
-      <w:r>
-        <w:rPr>
-          <w:i/>
-          <w:sz w:val="24"/>
-        </w:rPr>
-        <w:t xml:space="preserve">    }</w:t>
-      </w:r>
-    </w:p>
-    <w:p>
-      <w:pPr>
-        <w:spacing w:line="240" w:lineRule="auto"/>
-      </w:pPr>
-    </w:p>
-    <w:p>
-      <w:pPr>
-        <w:spacing w:line="240" w:lineRule="auto"/>
-      </w:pPr>
-      <w:r>
-        <w:rPr>
-          <w:i/>
-          <w:sz w:val="24"/>
-        </w:rPr>
-        <w:t xml:space="preserve">    public static void main(String args[]) {</w:t>
-      </w:r>
-    </w:p>
-    <w:p>
-      <w:pPr>
-        <w:spacing w:line="240" w:lineRule="auto"/>
-      </w:pPr>
-      <w:r>
-        <w:rPr>
-          <w:i/>
-          <w:sz w:val="24"/>
-        </w:rPr>
-        <w:t xml:space="preserve">        serv f = new serv();</w:t>
-      </w:r>
-    </w:p>
-    <w:p>
-      <w:pPr>
-        <w:spacing w:line="240" w:lineRule="auto"/>
-      </w:pPr>
-      <w:r>
-        <w:rPr>
-          <w:i/>
-          <w:sz w:val="24"/>
-        </w:rPr>
-        <w:t xml:space="preserve">        f.setSize(400, 400);</w:t>
-      </w:r>
-    </w:p>
-    <w:p>
-      <w:pPr>
-        <w:spacing w:line="240" w:lineRule="auto"/>
-      </w:pPr>
-      <w:r>
-        <w:rPr>
-          <w:i/>
-          <w:sz w:val="24"/>
-        </w:rPr>
-        <w:t xml:space="preserve">        f.setVisible(true);</w:t>
-      </w:r>
-    </w:p>
-    <w:p>
-      <w:pPr>
-        <w:spacing w:line="240" w:lineRule="auto"/>
-      </w:pPr>
-      <w:r>
-        <w:rPr>
-          <w:i/>
-          <w:sz w:val="24"/>
-        </w:rPr>
-        <w:t xml:space="preserve">        new Account().start();</w:t>
-      </w:r>
-    </w:p>
-    <w:p>
-      <w:pPr>
-        <w:spacing w:line="240" w:lineRule="auto"/>
-      </w:pPr>
-      <w:r>
-        <w:rPr>
-          <w:i/>
-          <w:sz w:val="24"/>
-        </w:rPr>
-        <w:t xml:space="preserve">    }</w:t>
-      </w:r>
-    </w:p>
-    <w:p>
-      <w:pPr>
-        <w:spacing w:line="240" w:lineRule="auto"/>
-      </w:pPr>
-      <w:r>
-        <w:rPr>
-          <w:i/>
-          <w:sz w:val="24"/>
-        </w:rPr>
+        <w:pStyle w:val="Listing"/>
+      </w:pPr>
+      <w:r>
         <w:t>}</w:t>
       </w:r>
     </w:p>
@@ -3342,7 +3264,7 @@
         <w:spacing w:before="360"/>
         <w:ind w:firstLine="709"/>
       </w:pPr>
-      <w:bookmarkStart w:id="5" w:name="_Toc242378528"/>
+      <w:bookmarkStart w:id="5" w:name="_Toc242386436"/>
       <w:r>
         <w:rPr>
           <w:rFonts w:ascii="Times New Roman" w:hAnsi="Times New Roman"/>
@@ -3372,8 +3294,8 @@
         </w:rPr>
         <w:lastRenderedPageBreak/>
         <w:drawing>
-          <wp:inline distT="0" distB="0" distL="0" distR="0" wp14:anchorId="09A90961" wp14:editId="34D9896F">
-            <wp:extent cx="5580000" cy="3487500"/>
+          <wp:inline distT="0" distB="0" distL="0" distR="0" wp14:anchorId="199AE908" wp14:editId="66EA9545">
+            <wp:extent cx="5580000" cy="3560156"/>
             <wp:effectExtent l="0" t="0" r="0" b="0"/>
             <wp:docPr id="1" name="Picture 1"/>
             <wp:cNvGraphicFramePr>
@@ -3395,7 +3317,7 @@
                   <pic:spPr>
                     <a:xfrm>
                       <a:off x="0" y="0"/>
-                      <a:ext cx="5580000" cy="3487500"/>
+                      <a:ext cx="5580000" cy="3560156"/>
                     </a:xfrm>
                     <a:prstGeom prst="rect">
                       <a:avLst/>
@@ -3424,7 +3346,16 @@
         <w:jc w:val="both"/>
       </w:pPr>
       <w:r>
-        <w:t>В поле «Счет» показано начальное значение 200, журнал операций пуст.</w:t>
+        <w:t xml:space="preserve">В поле «Счет» показано начальное значение 200, журнал операций пуст, в заголовке окна показаны </w:t>
+      </w:r>
+      <w:r>
+        <w:rPr>
+          <w:i/>
+        </w:rPr>
+        <w:t>IP</w:t>
+      </w:r>
+      <w:r>
+        <w:t>-адреса компьютера-сервера.</w:t>
       </w:r>
     </w:p>
     <w:p>
@@ -3447,8 +3378,8 @@
           <w:noProof/>
         </w:rPr>
         <w:drawing>
-          <wp:inline distT="0" distB="0" distL="0" distR="0" wp14:anchorId="187A3956" wp14:editId="23F65772">
-            <wp:extent cx="5580000" cy="3487500"/>
+          <wp:inline distT="0" distB="0" distL="0" distR="0" wp14:anchorId="506D6F34" wp14:editId="114FF064">
+            <wp:extent cx="5580000" cy="3560156"/>
             <wp:effectExtent l="0" t="0" r="0" b="0"/>
             <wp:docPr id="2" name="Picture 2"/>
             <wp:cNvGraphicFramePr>
@@ -3470,7 +3401,7 @@
                   <pic:spPr>
                     <a:xfrm>
                       <a:off x="0" y="0"/>
-                      <a:ext cx="5580000" cy="3487500"/>
+                      <a:ext cx="5580000" cy="3560156"/>
                     </a:xfrm>
                     <a:prstGeom prst="rect">
                       <a:avLst/>
@@ -3499,7 +3430,7 @@
         <w:jc w:val="both"/>
       </w:pPr>
       <w:r>
-        <w:t>Сервер прибавил случайную сумму, счет стал равным 642, ответ клиента добавлен в журнал.</w:t>
+        <w:t>Сервер прибавил случайную сумму, счет стал равным 418. В журнал добавлены запись сервера и ответ клиента.</w:t>
       </w:r>
     </w:p>
     <w:p>
@@ -3522,8 +3453,8 @@
           <w:noProof/>
         </w:rPr>
         <w:drawing>
-          <wp:inline distT="0" distB="0" distL="0" distR="0" wp14:anchorId="3C857F47" wp14:editId="6870943B">
-            <wp:extent cx="5580000" cy="3487500"/>
+          <wp:inline distT="0" distB="0" distL="0" distR="0" wp14:anchorId="42C5DF48" wp14:editId="3C13946A">
+            <wp:extent cx="5580000" cy="3560156"/>
             <wp:effectExtent l="0" t="0" r="0" b="0"/>
             <wp:docPr id="3" name="Picture 3"/>
             <wp:cNvGraphicFramePr>
@@ -3545,7 +3476,7 @@
                   <pic:spPr>
                     <a:xfrm>
                       <a:off x="0" y="0"/>
-                      <a:ext cx="5580000" cy="3487500"/>
+                      <a:ext cx="5580000" cy="3560156"/>
                     </a:xfrm>
                     <a:prstGeom prst="rect">
                       <a:avLst/>
@@ -3574,7 +3505,7 @@
         <w:jc w:val="both"/>
       </w:pPr>
       <w:r>
-        <w:t>После снятия счет уменьшился с 642 до 342.</w:t>
+        <w:t>После снятия счет уменьшился с 418 до 387.</w:t>
       </w:r>
     </w:p>
     <w:p>
@@ -3598,8 +3529,8 @@
         </w:rPr>
         <w:lastRenderedPageBreak/>
         <w:drawing>
-          <wp:inline distT="0" distB="0" distL="0" distR="0" wp14:anchorId="41F37DE4" wp14:editId="3531613B">
-            <wp:extent cx="5580000" cy="3487500"/>
+          <wp:inline distT="0" distB="0" distL="0" distR="0" wp14:anchorId="56317661" wp14:editId="42975934">
+            <wp:extent cx="5580000" cy="3560156"/>
             <wp:effectExtent l="0" t="0" r="0" b="0"/>
             <wp:docPr id="4" name="Picture 4"/>
             <wp:cNvGraphicFramePr>
@@ -3621,7 +3552,7 @@
                   <pic:spPr>
                     <a:xfrm>
                       <a:off x="0" y="0"/>
-                      <a:ext cx="5580000" cy="3487500"/>
+                      <a:ext cx="5580000" cy="3560156"/>
                     </a:xfrm>
                     <a:prstGeom prst="rect">
                       <a:avLst/>
@@ -3650,7 +3581,7 @@
         <w:jc w:val="both"/>
       </w:pPr>
       <w:r>
-        <w:t>Счет стал равным минус 420: размер операции генерируется случайно, а проверка остатка в задании не предусмотрена. Оба клиента работают с одним общим счетом, в журнале видны операции обоих.</w:t>
+        <w:t>Счет стал равным минус 417: размер операции генерируется случайно, а проверка остатка в задании не предусмотрена. Оба клиента работают с одним общим счетом, в журнале видны операции обоих.</w:t>
       </w:r>
     </w:p>
     <w:p>
@@ -3674,8 +3605,8 @@
         </w:rPr>
         <w:lastRenderedPageBreak/>
         <w:drawing>
-          <wp:inline distT="0" distB="0" distL="0" distR="0" wp14:anchorId="426BE043" wp14:editId="3F873D49">
-            <wp:extent cx="5580000" cy="3487500"/>
+          <wp:inline distT="0" distB="0" distL="0" distR="0" wp14:anchorId="4346044B" wp14:editId="701F9A5E">
+            <wp:extent cx="5580000" cy="3560156"/>
             <wp:effectExtent l="0" t="0" r="0" b="0"/>
             <wp:docPr id="5" name="Picture 5"/>
             <wp:cNvGraphicFramePr>
@@ -3697,7 +3628,7 @@
                   <pic:spPr>
                     <a:xfrm>
                       <a:off x="0" y="0"/>
-                      <a:ext cx="5580000" cy="3487500"/>
+                      <a:ext cx="5580000" cy="3560156"/>
                     </a:xfrm>
                     <a:prstGeom prst="rect">
                       <a:avLst/>
@@ -3726,7 +3657,786 @@
         <w:jc w:val="both"/>
       </w:pPr>
       <w:r>
-        <w:t>Последовательность операций клиента 1 (добавление) и клиента 2 (снятие) привела к значению 418. Журнал отражает все пять выполненных операций по порядку.</w:t>
+        <w:t>Последовательность операций клиента 1 (добавление) и клиента 2 (снятие) привела к значению минус 143. Журнал отражает все выполненные операции по порядку: запись сервера (с адресом 127.0.0.1) и ответ соответствующего клиента.</w:t>
+      </w:r>
+    </w:p>
+    <w:p>
+      <w:pPr>
+        <w:pStyle w:val="21"/>
+        <w:spacing w:before="360"/>
+        <w:ind w:firstLine="709"/>
+      </w:pPr>
+      <w:bookmarkStart w:id="6" w:name="_Toc242386437"/>
+      <w:r>
+        <w:rPr>
+          <w:rFonts w:ascii="Times New Roman" w:hAnsi="Times New Roman"/>
+        </w:rPr>
+        <w:t>3.4 Запуск на нескольких компьютерах</w:t>
+      </w:r>
+      <w:bookmarkEnd w:id="6"/>
+    </w:p>
+    <w:p>
+      <w:pPr>
+        <w:ind w:firstLine="709"/>
+        <w:jc w:val="both"/>
+      </w:pPr>
+      <w:r>
+        <w:t xml:space="preserve">Для защиты приложение запускается на трех компьютерах: сервер на ноутбуке с </w:t>
+      </w:r>
+      <w:r>
+        <w:rPr>
+          <w:i/>
+        </w:rPr>
+        <w:t>Windows</w:t>
+      </w:r>
+      <w:r>
+        <w:t xml:space="preserve">, клиенты на </w:t>
+      </w:r>
+      <w:r>
+        <w:rPr>
+          <w:i/>
+        </w:rPr>
+        <w:t>Mac</w:t>
+      </w:r>
+      <w:r>
+        <w:t xml:space="preserve"> и на </w:t>
+      </w:r>
+      <w:r>
+        <w:rPr>
+          <w:i/>
+        </w:rPr>
+        <w:t>Linux</w:t>
+      </w:r>
+      <w:r>
+        <w:t xml:space="preserve"> (виртуальная машина </w:t>
+      </w:r>
+      <w:r>
+        <w:rPr>
+          <w:i/>
+        </w:rPr>
+        <w:t>WSL</w:t>
+      </w:r>
+      <w:r>
+        <w:t xml:space="preserve"> на этом же ноутбуке). Приложение собрано в файл </w:t>
+      </w:r>
+      <w:r>
+        <w:rPr>
+          <w:i/>
+        </w:rPr>
+        <w:t>serv.jar</w:t>
+      </w:r>
+      <w:r>
+        <w:t xml:space="preserve"> (</w:t>
+      </w:r>
+      <w:r>
+        <w:rPr>
+          <w:i/>
+        </w:rPr>
+        <w:t>Java</w:t>
+      </w:r>
+      <w:r>
+        <w:t xml:space="preserve"> 11 и новее), способы запуска приведены в таблице 3.1.</w:t>
+      </w:r>
+    </w:p>
+    <w:p>
+      <w:pPr>
+        <w:keepNext/>
+        <w:spacing w:before="360"/>
+      </w:pPr>
+      <w:r>
+        <w:t>Таблица 3.1 – Запуск приложения на разных компьютерах</w:t>
+      </w:r>
+    </w:p>
+    <w:tbl>
+      <w:tblPr>
+        <w:tblW w:w="9355" w:type="dxa"/>
+        <w:jc w:val="center"/>
+        <w:tblBorders>
+          <w:top w:val="single" w:sz="4" w:space="0" w:color="000000"/>
+          <w:left w:val="single" w:sz="4" w:space="0" w:color="000000"/>
+          <w:bottom w:val="single" w:sz="4" w:space="0" w:color="000000"/>
+          <w:right w:val="single" w:sz="4" w:space="0" w:color="000000"/>
+          <w:insideH w:val="single" w:sz="4" w:space="0" w:color="000000"/>
+          <w:insideV w:val="single" w:sz="4" w:space="0" w:color="000000"/>
+        </w:tblBorders>
+        <w:tblLayout w:type="fixed"/>
+        <w:tblLook w:val="04A0" w:firstRow="1" w:lastRow="0" w:firstColumn="1" w:lastColumn="0" w:noHBand="0" w:noVBand="1"/>
+      </w:tblPr>
+      <w:tblGrid>
+        <w:gridCol w:w="2274"/>
+        <w:gridCol w:w="2898"/>
+        <w:gridCol w:w="4183"/>
+      </w:tblGrid>
+      <w:tr>
+        <w:trPr>
+          <w:cantSplit/>
+          <w:tblHeader/>
+          <w:jc w:val="center"/>
+        </w:trPr>
+        <w:tc>
+          <w:tcPr>
+            <w:tcW w:w="2273" w:type="dxa"/>
+          </w:tcPr>
+          <w:p>
+            <w:pPr>
+              <w:keepNext/>
+              <w:spacing w:line="240" w:lineRule="auto"/>
+              <w:jc w:val="center"/>
+            </w:pPr>
+            <w:r>
+              <w:rPr>
+                <w:sz w:val="24"/>
+              </w:rPr>
+              <w:t>Компьютер</w:t>
+            </w:r>
+          </w:p>
+        </w:tc>
+        <w:tc>
+          <w:tcPr>
+            <w:tcW w:w="2898" w:type="dxa"/>
+          </w:tcPr>
+          <w:p>
+            <w:pPr>
+              <w:keepNext/>
+              <w:spacing w:line="240" w:lineRule="auto"/>
+              <w:jc w:val="center"/>
+            </w:pPr>
+            <w:r>
+              <w:rPr>
+                <w:sz w:val="24"/>
+              </w:rPr>
+              <w:t>Команда</w:t>
+            </w:r>
+          </w:p>
+        </w:tc>
+        <w:tc>
+          <w:tcPr>
+            <w:tcW w:w="4183" w:type="dxa"/>
+          </w:tcPr>
+          <w:p>
+            <w:pPr>
+              <w:keepNext/>
+              <w:spacing w:line="240" w:lineRule="auto"/>
+              <w:jc w:val="center"/>
+            </w:pPr>
+            <w:r>
+              <w:rPr>
+                <w:sz w:val="24"/>
+              </w:rPr>
+              <w:t>Назначение</w:t>
+            </w:r>
+          </w:p>
+        </w:tc>
+      </w:tr>
+      <w:tr>
+        <w:trPr>
+          <w:cantSplit/>
+          <w:jc w:val="center"/>
+        </w:trPr>
+        <w:tc>
+          <w:tcPr>
+            <w:tcW w:w="2273" w:type="dxa"/>
+          </w:tcPr>
+          <w:p>
+            <w:pPr>
+              <w:keepNext/>
+              <w:spacing w:line="240" w:lineRule="auto"/>
+            </w:pPr>
+            <w:r>
+              <w:rPr>
+                <w:i/>
+                <w:sz w:val="24"/>
+              </w:rPr>
+              <w:t>Windows</w:t>
+            </w:r>
+            <w:r>
+              <w:rPr>
+                <w:sz w:val="24"/>
+              </w:rPr>
+              <w:t xml:space="preserve"> (сервер)</w:t>
+            </w:r>
+          </w:p>
+        </w:tc>
+        <w:tc>
+          <w:tcPr>
+            <w:tcW w:w="2898" w:type="dxa"/>
+          </w:tcPr>
+          <w:p>
+            <w:pPr>
+              <w:keepNext/>
+              <w:spacing w:line="240" w:lineRule="auto"/>
+            </w:pPr>
+            <w:r>
+              <w:rPr>
+                <w:i/>
+                <w:sz w:val="24"/>
+              </w:rPr>
+              <w:t>Java</w:t>
+            </w:r>
+            <w:r>
+              <w:rPr>
+                <w:sz w:val="24"/>
+              </w:rPr>
+              <w:t xml:space="preserve"> -</w:t>
+            </w:r>
+            <w:r>
+              <w:rPr>
+                <w:i/>
+                <w:sz w:val="24"/>
+              </w:rPr>
+              <w:t>jar serv.jar</w:t>
+            </w:r>
+          </w:p>
+        </w:tc>
+        <w:tc>
+          <w:tcPr>
+            <w:tcW w:w="4183" w:type="dxa"/>
+          </w:tcPr>
+          <w:p>
+            <w:pPr>
+              <w:keepNext/>
+              <w:spacing w:line="240" w:lineRule="auto"/>
+            </w:pPr>
+            <w:r>
+              <w:rPr>
+                <w:sz w:val="24"/>
+              </w:rPr>
+              <w:t xml:space="preserve">Сервер и клиентские кнопки, </w:t>
+            </w:r>
+            <w:r>
+              <w:rPr>
+                <w:i/>
+                <w:sz w:val="24"/>
+              </w:rPr>
+              <w:t>IP</w:t>
+            </w:r>
+            <w:r>
+              <w:rPr>
+                <w:sz w:val="24"/>
+              </w:rPr>
+              <w:t>-адреса в заголовке окна</w:t>
+            </w:r>
+          </w:p>
+        </w:tc>
+      </w:tr>
+      <w:tr>
+        <w:trPr>
+          <w:cantSplit/>
+          <w:jc w:val="center"/>
+        </w:trPr>
+        <w:tc>
+          <w:tcPr>
+            <w:tcW w:w="2273" w:type="dxa"/>
+          </w:tcPr>
+          <w:p>
+            <w:pPr>
+              <w:keepNext/>
+              <w:spacing w:line="240" w:lineRule="auto"/>
+            </w:pPr>
+            <w:r>
+              <w:rPr>
+                <w:i/>
+                <w:sz w:val="24"/>
+              </w:rPr>
+              <w:t>Mac</w:t>
+            </w:r>
+            <w:r>
+              <w:rPr>
+                <w:sz w:val="24"/>
+              </w:rPr>
+              <w:t xml:space="preserve"> или </w:t>
+            </w:r>
+            <w:r>
+              <w:rPr>
+                <w:i/>
+                <w:sz w:val="24"/>
+              </w:rPr>
+              <w:t>Linux</w:t>
+            </w:r>
+            <w:r>
+              <w:rPr>
+                <w:sz w:val="24"/>
+              </w:rPr>
+              <w:t xml:space="preserve"> (клиент)</w:t>
+            </w:r>
+          </w:p>
+        </w:tc>
+        <w:tc>
+          <w:tcPr>
+            <w:tcW w:w="2898" w:type="dxa"/>
+          </w:tcPr>
+          <w:p>
+            <w:pPr>
+              <w:keepNext/>
+              <w:spacing w:line="240" w:lineRule="auto"/>
+            </w:pPr>
+            <w:r>
+              <w:rPr>
+                <w:i/>
+                <w:sz w:val="24"/>
+              </w:rPr>
+              <w:t>Java</w:t>
+            </w:r>
+            <w:r>
+              <w:rPr>
+                <w:sz w:val="24"/>
+              </w:rPr>
+              <w:t xml:space="preserve"> -</w:t>
+            </w:r>
+            <w:r>
+              <w:rPr>
+                <w:i/>
+                <w:sz w:val="24"/>
+              </w:rPr>
+              <w:t>jar serv.jar</w:t>
+            </w:r>
+            <w:r>
+              <w:rPr>
+                <w:sz w:val="24"/>
+              </w:rPr>
+              <w:t xml:space="preserve"> 192.168.0.5</w:t>
+            </w:r>
+          </w:p>
+        </w:tc>
+        <w:tc>
+          <w:tcPr>
+            <w:tcW w:w="4183" w:type="dxa"/>
+          </w:tcPr>
+          <w:p>
+            <w:pPr>
+              <w:keepNext/>
+              <w:spacing w:line="240" w:lineRule="auto"/>
+            </w:pPr>
+            <w:r>
+              <w:rPr>
+                <w:sz w:val="24"/>
+              </w:rPr>
+              <w:t>Только клиентские кнопки, адрес сервера в аргументе</w:t>
+            </w:r>
+          </w:p>
+        </w:tc>
+      </w:tr>
+      <w:tr>
+        <w:trPr>
+          <w:cantSplit/>
+          <w:jc w:val="center"/>
+        </w:trPr>
+        <w:tc>
+          <w:tcPr>
+            <w:tcW w:w="2273" w:type="dxa"/>
+          </w:tcPr>
+          <w:p>
+            <w:pPr>
+              <w:spacing w:line="240" w:lineRule="auto"/>
+            </w:pPr>
+            <w:r>
+              <w:rPr>
+                <w:i/>
+                <w:sz w:val="24"/>
+              </w:rPr>
+              <w:t>Windows</w:t>
+            </w:r>
+            <w:r>
+              <w:rPr>
+                <w:sz w:val="24"/>
+              </w:rPr>
+              <w:t xml:space="preserve"> (клиент)</w:t>
+            </w:r>
+          </w:p>
+        </w:tc>
+        <w:tc>
+          <w:tcPr>
+            <w:tcW w:w="2898" w:type="dxa"/>
+          </w:tcPr>
+          <w:p>
+            <w:pPr>
+              <w:spacing w:line="240" w:lineRule="auto"/>
+            </w:pPr>
+            <w:r>
+              <w:rPr>
+                <w:i/>
+                <w:sz w:val="24"/>
+              </w:rPr>
+              <w:t>Java</w:t>
+            </w:r>
+            <w:r>
+              <w:rPr>
+                <w:sz w:val="24"/>
+              </w:rPr>
+              <w:t xml:space="preserve"> -</w:t>
+            </w:r>
+            <w:r>
+              <w:rPr>
+                <w:i/>
+                <w:sz w:val="24"/>
+              </w:rPr>
+              <w:t>jar serv.jar</w:t>
+            </w:r>
+            <w:r>
+              <w:rPr>
+                <w:sz w:val="24"/>
+              </w:rPr>
+              <w:t xml:space="preserve"> 192.168.0.5</w:t>
+            </w:r>
+          </w:p>
+        </w:tc>
+        <w:tc>
+          <w:tcPr>
+            <w:tcW w:w="4183" w:type="dxa"/>
+          </w:tcPr>
+          <w:p>
+            <w:pPr>
+              <w:spacing w:line="240" w:lineRule="auto"/>
+            </w:pPr>
+            <w:r>
+              <w:rPr>
+                <w:sz w:val="24"/>
+              </w:rPr>
+              <w:t xml:space="preserve">То же на втором компьютере с </w:t>
+            </w:r>
+            <w:r>
+              <w:rPr>
+                <w:i/>
+                <w:sz w:val="24"/>
+              </w:rPr>
+              <w:t>Windows</w:t>
+            </w:r>
+          </w:p>
+        </w:tc>
+      </w:tr>
+    </w:tbl>
+    <w:p/>
+    <w:p>
+      <w:pPr>
+        <w:ind w:firstLine="709"/>
+        <w:jc w:val="both"/>
+      </w:pPr>
+      <w:r>
+        <w:t xml:space="preserve">Клиент подключается к порту 3001 сервера, поэтому на компьютере с сервером этот порт должен быть открыт в брандмауэре (скрипт </w:t>
+      </w:r>
+      <w:r>
+        <w:rPr>
+          <w:i/>
+        </w:rPr>
+        <w:t>ADMIN-open</w:t>
+      </w:r>
+      <w:r>
+        <w:t>-</w:t>
+      </w:r>
+      <w:r>
+        <w:rPr>
+          <w:i/>
+        </w:rPr>
+        <w:lastRenderedPageBreak/>
+        <w:t>port-3001.bat</w:t>
+      </w:r>
+      <w:r>
+        <w:t xml:space="preserve">), а компьютеры должны находиться в одной сети. Проверка выполнена с клиентом в </w:t>
+      </w:r>
+      <w:r>
+        <w:rPr>
+          <w:i/>
+        </w:rPr>
+        <w:t>Linux</w:t>
+      </w:r>
+      <w:r>
+        <w:t xml:space="preserve"> (</w:t>
+      </w:r>
+      <w:r>
+        <w:rPr>
+          <w:i/>
+        </w:rPr>
+        <w:t>WSL Ubuntu</w:t>
+      </w:r>
+      <w:r>
+        <w:t xml:space="preserve">) и сервером в </w:t>
+      </w:r>
+      <w:r>
+        <w:rPr>
+          <w:i/>
+        </w:rPr>
+        <w:t>Windows</w:t>
+      </w:r>
+      <w:r>
+        <w:t xml:space="preserve">, в аргументе указан адрес </w:t>
+      </w:r>
+      <w:r>
+        <w:rPr>
+          <w:i/>
+        </w:rPr>
+        <w:t>Windows</w:t>
+      </w:r>
+      <w:r>
+        <w:t xml:space="preserve"> с точки зрения </w:t>
+      </w:r>
+      <w:r>
+        <w:rPr>
+          <w:i/>
+        </w:rPr>
+        <w:t>WSL</w:t>
+      </w:r>
+      <w:r>
+        <w:t xml:space="preserve"> (172.19.64.1). Окно клиента показано на рисунке 3.6.</w:t>
+      </w:r>
+    </w:p>
+    <w:p>
+      <w:pPr>
+        <w:keepNext/>
+        <w:spacing w:before="360" w:line="240" w:lineRule="auto"/>
+        <w:jc w:val="center"/>
+      </w:pPr>
+      <w:r>
+        <w:rPr>
+          <w:noProof/>
+        </w:rPr>
+        <w:drawing>
+          <wp:inline distT="0" distB="0" distL="0" distR="0" wp14:anchorId="07720249" wp14:editId="3BCE60FE">
+            <wp:extent cx="5580000" cy="3817164"/>
+            <wp:effectExtent l="0" t="0" r="0" b="0"/>
+            <wp:docPr id="6" name="Picture 6"/>
+            <wp:cNvGraphicFramePr>
+              <a:graphicFrameLocks xmlns:a="http://schemas.openxmlformats.org/drawingml/2006/main" noChangeAspect="1"/>
+            </wp:cNvGraphicFramePr>
+            <a:graphic xmlns:a="http://schemas.openxmlformats.org/drawingml/2006/main">
+              <a:graphicData uri="http://schemas.openxmlformats.org/drawingml/2006/picture">
+                <pic:pic xmlns:pic="http://schemas.openxmlformats.org/drawingml/2006/picture">
+                  <pic:nvPicPr>
+                    <pic:cNvPr id="0" name="airp2_net_client_start.png"/>
+                    <pic:cNvPicPr/>
+                  </pic:nvPicPr>
+                  <pic:blipFill>
+                    <a:blip r:embed="rId13"/>
+                    <a:stretch>
+                      <a:fillRect/>
+                    </a:stretch>
+                  </pic:blipFill>
+                  <pic:spPr>
+                    <a:xfrm>
+                      <a:off x="0" y="0"/>
+                      <a:ext cx="5580000" cy="3817164"/>
+                    </a:xfrm>
+                    <a:prstGeom prst="rect">
+                      <a:avLst/>
+                    </a:prstGeom>
+                  </pic:spPr>
+                </pic:pic>
+              </a:graphicData>
+            </a:graphic>
+          </wp:inline>
+        </w:drawing>
+      </w:r>
+    </w:p>
+    <w:p>
+      <w:pPr>
+        <w:spacing w:after="360"/>
+        <w:jc w:val="center"/>
+      </w:pPr>
+      <w:r>
+        <w:t xml:space="preserve">Рисунок 3.6 – Клиент в </w:t>
+      </w:r>
+      <w:r>
+        <w:rPr>
+          <w:i/>
+        </w:rPr>
+        <w:t>Linux</w:t>
+      </w:r>
+      <w:r>
+        <w:t xml:space="preserve"> (</w:t>
+      </w:r>
+      <w:r>
+        <w:rPr>
+          <w:i/>
+        </w:rPr>
+        <w:t>WSL</w:t>
+      </w:r>
+      <w:r>
+        <w:t>) перед началом работы</w:t>
+      </w:r>
+    </w:p>
+    <w:p/>
+    <w:p>
+      <w:pPr>
+        <w:ind w:firstLine="709"/>
+        <w:jc w:val="both"/>
+      </w:pPr>
+      <w:r>
+        <w:t>В заголовке окна указан адрес сервера 172.19.64.1, начальное значение счета 200, журнал пуст.</w:t>
+      </w:r>
+    </w:p>
+    <w:p>
+      <w:pPr>
+        <w:ind w:firstLine="709"/>
+        <w:jc w:val="both"/>
+      </w:pPr>
+      <w:r>
+        <w:t>После нажатия кнопок клиента счет изменяется на сервере, результат на стороне клиента показан на рисунке 3.7.</w:t>
+      </w:r>
+    </w:p>
+    <w:p>
+      <w:pPr>
+        <w:keepNext/>
+        <w:spacing w:before="360" w:line="240" w:lineRule="auto"/>
+        <w:jc w:val="center"/>
+      </w:pPr>
+      <w:r>
+        <w:rPr>
+          <w:noProof/>
+        </w:rPr>
+        <w:lastRenderedPageBreak/>
+        <w:drawing>
+          <wp:inline distT="0" distB="0" distL="0" distR="0" wp14:anchorId="776BCC22" wp14:editId="7D8328B6">
+            <wp:extent cx="5580000" cy="4566964"/>
+            <wp:effectExtent l="0" t="0" r="0" b="0"/>
+            <wp:docPr id="7" name="Picture 7"/>
+            <wp:cNvGraphicFramePr>
+              <a:graphicFrameLocks xmlns:a="http://schemas.openxmlformats.org/drawingml/2006/main" noChangeAspect="1"/>
+            </wp:cNvGraphicFramePr>
+            <a:graphic xmlns:a="http://schemas.openxmlformats.org/drawingml/2006/main">
+              <a:graphicData uri="http://schemas.openxmlformats.org/drawingml/2006/picture">
+                <pic:pic xmlns:pic="http://schemas.openxmlformats.org/drawingml/2006/picture">
+                  <pic:nvPicPr>
+                    <pic:cNvPr id="0" name="airp2_net_client_client2.png"/>
+                    <pic:cNvPicPr/>
+                  </pic:nvPicPr>
+                  <pic:blipFill>
+                    <a:blip r:embed="rId14"/>
+                    <a:stretch>
+                      <a:fillRect/>
+                    </a:stretch>
+                  </pic:blipFill>
+                  <pic:spPr>
+                    <a:xfrm>
+                      <a:off x="0" y="0"/>
+                      <a:ext cx="5580000" cy="4566964"/>
+                    </a:xfrm>
+                    <a:prstGeom prst="rect">
+                      <a:avLst/>
+                    </a:prstGeom>
+                  </pic:spPr>
+                </pic:pic>
+              </a:graphicData>
+            </a:graphic>
+          </wp:inline>
+        </w:drawing>
+      </w:r>
+    </w:p>
+    <w:p>
+      <w:pPr>
+        <w:spacing w:after="360"/>
+        <w:jc w:val="center"/>
+      </w:pPr>
+      <w:r>
+        <w:t xml:space="preserve">Рисунок 3.7 – Клиент в </w:t>
+      </w:r>
+      <w:r>
+        <w:rPr>
+          <w:i/>
+        </w:rPr>
+        <w:t>Linux</w:t>
+      </w:r>
+      <w:r>
+        <w:t xml:space="preserve"> после трех операций</w:t>
+      </w:r>
+    </w:p>
+    <w:p/>
+    <w:p>
+      <w:pPr>
+        <w:ind w:firstLine="709"/>
+        <w:jc w:val="both"/>
+      </w:pPr>
+      <w:r>
+        <w:t xml:space="preserve">Клиент 1 добавил деньги (счет 1054) и снял (987), клиент 2 снял деньги (262). Все операции выполнены через сеть на сервере в </w:t>
+      </w:r>
+      <w:r>
+        <w:rPr>
+          <w:i/>
+        </w:rPr>
+        <w:t>Windows</w:t>
+      </w:r>
+      <w:r>
+        <w:t>.</w:t>
+      </w:r>
+    </w:p>
+    <w:p>
+      <w:pPr>
+        <w:ind w:firstLine="709"/>
+        <w:jc w:val="both"/>
+      </w:pPr>
+      <w:r>
+        <w:t>Окно сервера после этих операций показано на рисунке 3.8.</w:t>
+      </w:r>
+    </w:p>
+    <w:p>
+      <w:pPr>
+        <w:keepNext/>
+        <w:spacing w:before="360" w:line="240" w:lineRule="auto"/>
+        <w:jc w:val="center"/>
+      </w:pPr>
+      <w:r>
+        <w:rPr>
+          <w:noProof/>
+        </w:rPr>
+        <w:lastRenderedPageBreak/>
+        <w:drawing>
+          <wp:inline distT="0" distB="0" distL="0" distR="0" wp14:anchorId="2BBDD1C5" wp14:editId="2C252B97">
+            <wp:extent cx="5580000" cy="3560156"/>
+            <wp:effectExtent l="0" t="0" r="0" b="0"/>
+            <wp:docPr id="8" name="Picture 8"/>
+            <wp:cNvGraphicFramePr>
+              <a:graphicFrameLocks xmlns:a="http://schemas.openxmlformats.org/drawingml/2006/main" noChangeAspect="1"/>
+            </wp:cNvGraphicFramePr>
+            <a:graphic xmlns:a="http://schemas.openxmlformats.org/drawingml/2006/main">
+              <a:graphicData uri="http://schemas.openxmlformats.org/drawingml/2006/picture">
+                <pic:pic xmlns:pic="http://schemas.openxmlformats.org/drawingml/2006/picture">
+                  <pic:nvPicPr>
+                    <pic:cNvPr id="0" name="airp2_net_server_final.png"/>
+                    <pic:cNvPicPr/>
+                  </pic:nvPicPr>
+                  <pic:blipFill>
+                    <a:blip r:embed="rId15"/>
+                    <a:stretch>
+                      <a:fillRect/>
+                    </a:stretch>
+                  </pic:blipFill>
+                  <pic:spPr>
+                    <a:xfrm>
+                      <a:off x="0" y="0"/>
+                      <a:ext cx="5580000" cy="3560156"/>
+                    </a:xfrm>
+                    <a:prstGeom prst="rect">
+                      <a:avLst/>
+                    </a:prstGeom>
+                  </pic:spPr>
+                </pic:pic>
+              </a:graphicData>
+            </a:graphic>
+          </wp:inline>
+        </w:drawing>
+      </w:r>
+    </w:p>
+    <w:p>
+      <w:pPr>
+        <w:spacing w:after="360"/>
+        <w:jc w:val="center"/>
+      </w:pPr>
+      <w:r>
+        <w:t xml:space="preserve">Рисунок 3.8 – Журнал сервера в </w:t>
+      </w:r>
+      <w:r>
+        <w:rPr>
+          <w:i/>
+        </w:rPr>
+        <w:t>Windows</w:t>
+      </w:r>
+    </w:p>
+    <w:p/>
+    <w:p>
+      <w:pPr>
+        <w:ind w:firstLine="709"/>
+        <w:jc w:val="both"/>
+      </w:pPr>
+      <w:r>
+        <w:t>В журнале сервера записаны три запроса с адреса клиента 172.19.75.214 и значения счета 1054, 987 и 262, совпадающие с ответами клиента.</w:t>
       </w:r>
     </w:p>
     <w:p>
@@ -3739,7 +4449,7 @@
         <w:pStyle w:val="1"/>
         <w:ind w:firstLine="709"/>
       </w:pPr>
-      <w:bookmarkStart w:id="6" w:name="_Toc242378529"/>
+      <w:bookmarkStart w:id="7" w:name="_Toc242386438"/>
       <w:r>
         <w:rPr>
           <w:rFonts w:ascii="Times New Roman" w:hAnsi="Times New Roman"/>
@@ -3747,7 +4457,7 @@
         <w:lastRenderedPageBreak/>
         <w:t>4 КОНТРОЛЬНЫЕ ВОПРОСЫ</w:t>
       </w:r>
-      <w:bookmarkEnd w:id="6"/>
+      <w:bookmarkEnd w:id="7"/>
     </w:p>
     <w:p>
       <w:pPr>
@@ -3755,7 +4465,7 @@
         <w:spacing w:before="360"/>
         <w:ind w:firstLine="709"/>
       </w:pPr>
-      <w:bookmarkStart w:id="7" w:name="_Toc242378530"/>
+      <w:bookmarkStart w:id="8" w:name="_Toc242386439"/>
       <w:r>
         <w:rPr>
           <w:rFonts w:ascii="Times New Roman" w:hAnsi="Times New Roman"/>
@@ -3788,7 +4498,7 @@
         </w:rPr>
         <w:t xml:space="preserve"> и их отличие</w:t>
       </w:r>
-      <w:bookmarkEnd w:id="7"/>
+      <w:bookmarkEnd w:id="8"/>
     </w:p>
     <w:p>
       <w:pPr>
@@ -3847,14 +4557,14 @@
         <w:spacing w:before="360"/>
         <w:ind w:firstLine="709"/>
       </w:pPr>
-      <w:bookmarkStart w:id="8" w:name="_Toc242378531"/>
+      <w:bookmarkStart w:id="9" w:name="_Toc242386440"/>
       <w:r>
         <w:rPr>
           <w:rFonts w:ascii="Times New Roman" w:hAnsi="Times New Roman"/>
         </w:rPr>
         <w:t>4.2 Объекты и методы отправки данных по сети</w:t>
       </w:r>
-      <w:bookmarkEnd w:id="8"/>
+      <w:bookmarkEnd w:id="9"/>
     </w:p>
     <w:p>
       <w:pPr>
@@ -3871,10 +4581,7 @@
         <w:t>s.getOutputStream</w:t>
       </w:r>
       <w:r>
-        <w:t>()</w:t>
-      </w:r>
-      <w:r>
-        <w:t xml:space="preserve"> оборачивается в </w:t>
+        <w:t xml:space="preserve">() оборачивается в </w:t>
       </w:r>
       <w:r>
         <w:rPr>
@@ -3892,10 +4599,7 @@
         <w:t>println</w:t>
       </w:r>
       <w:r>
-        <w:t>()</w:t>
-      </w:r>
-      <w:r>
-        <w:t xml:space="preserve"> записывается строка, методом </w:t>
+        <w:t xml:space="preserve">() записывается строка, методом </w:t>
       </w:r>
       <w:r>
         <w:rPr>
@@ -3904,10 +4608,7 @@
         <w:t>flush</w:t>
       </w:r>
       <w:r>
-        <w:t>()</w:t>
-      </w:r>
-      <w:r>
-        <w:t xml:space="preserve"> буфер принудительно отправляется. Читаются данные из </w:t>
+        <w:t xml:space="preserve">() буфер принудительно отправляется. Читаются данные из </w:t>
       </w:r>
       <w:r>
         <w:rPr>
@@ -3916,10 +4617,7 @@
         <w:t>s.getInputStream</w:t>
       </w:r>
       <w:r>
-        <w:t>()</w:t>
-      </w:r>
-      <w:r>
-        <w:t xml:space="preserve"> через </w:t>
+        <w:t xml:space="preserve">() через </w:t>
       </w:r>
       <w:r>
         <w:rPr>
@@ -3946,10 +4644,7 @@
         <w:t>readLine</w:t>
       </w:r>
       <w:r>
-        <w:t>()</w:t>
-      </w:r>
-      <w:r>
-        <w:t>.</w:t>
+        <w:t>().</w:t>
       </w:r>
     </w:p>
     <w:p>
@@ -3958,14 +4653,14 @@
         <w:spacing w:before="360"/>
         <w:ind w:firstLine="709"/>
       </w:pPr>
-      <w:bookmarkStart w:id="9" w:name="_Toc242378532"/>
+      <w:bookmarkStart w:id="10" w:name="_Toc242386441"/>
       <w:r>
         <w:rPr>
           <w:rFonts w:ascii="Times New Roman" w:hAnsi="Times New Roman"/>
         </w:rPr>
         <w:t>4.3 Пересылка данных в обратном направлении (от клиента к серверу)</w:t>
       </w:r>
-      <w:bookmarkEnd w:id="9"/>
+      <w:bookmarkEnd w:id="10"/>
     </w:p>
     <w:p>
       <w:pPr>
@@ -3991,10 +4686,7 @@
         <w:t>s.getOutputStream</w:t>
       </w:r>
       <w:r>
-        <w:t>()</w:t>
-      </w:r>
-      <w:r>
-        <w:t xml:space="preserve"> и отправляет строку запроса, сервер читает ее через </w:t>
+        <w:t xml:space="preserve">() и отправляет строку запроса, сервер читает ее через </w:t>
       </w:r>
       <w:r>
         <w:rPr>
@@ -4012,10 +4704,7 @@
         <w:t>s.getInputStream</w:t>
       </w:r>
       <w:r>
-        <w:t>()</w:t>
-      </w:r>
-      <w:r>
-        <w:t xml:space="preserve"> методом </w:t>
+        <w:t xml:space="preserve">() методом </w:t>
       </w:r>
       <w:r>
         <w:rPr>
@@ -4024,10 +4713,7 @@
         <w:t>readLine</w:t>
       </w:r>
       <w:r>
-        <w:t>()</w:t>
-      </w:r>
-      <w:r>
-        <w:t xml:space="preserve">. В работе так передаются запросы </w:t>
+        <w:t xml:space="preserve">(). В работе так передаются запросы </w:t>
       </w:r>
       <w:r>
         <w:rPr>
@@ -4054,14 +4740,14 @@
         <w:spacing w:before="360"/>
         <w:ind w:firstLine="709"/>
       </w:pPr>
-      <w:bookmarkStart w:id="10" w:name="_Toc242378533"/>
+      <w:bookmarkStart w:id="11" w:name="_Toc242386442"/>
       <w:r>
         <w:rPr>
           <w:rFonts w:ascii="Times New Roman" w:hAnsi="Times New Roman"/>
         </w:rPr>
         <w:t>4.4 Как определить сетевой адрес своего компьютера</w:t>
       </w:r>
-      <w:bookmarkEnd w:id="10"/>
+      <w:bookmarkEnd w:id="11"/>
     </w:p>
     <w:p>
       <w:pPr>
@@ -4136,7 +4822,7 @@
         <w:pStyle w:val="1"/>
         <w:jc w:val="center"/>
       </w:pPr>
-      <w:bookmarkStart w:id="11" w:name="_Toc242378534"/>
+      <w:bookmarkStart w:id="12" w:name="_Toc242386443"/>
       <w:r>
         <w:rPr>
           <w:rFonts w:ascii="Times New Roman" w:hAnsi="Times New Roman"/>
@@ -4144,7 +4830,7 @@
         <w:lastRenderedPageBreak/>
         <w:t>ЗАКЛЮЧЕНИЕ</w:t>
       </w:r>
-      <w:bookmarkEnd w:id="11"/>
+      <w:bookmarkEnd w:id="12"/>
     </w:p>
     <w:p>
       <w:pPr>
@@ -4183,8 +4869,8 @@
       </w:r>
     </w:p>
     <w:sectPr>
-      <w:headerReference w:type="default" r:id="rId13"/>
-      <w:footerReference w:type="default" r:id="rId14"/>
+      <w:headerReference w:type="default" r:id="rId16"/>
+      <w:footerReference w:type="default" r:id="rId17"/>
       <w:pgSz w:w="11906" w:h="16838"/>
       <w:pgMar w:top="1134" w:right="850" w:bottom="1134" w:left="1701" w:header="720" w:footer="720" w:gutter="0"/>
       <w:cols w:space="720"/>
@@ -4453,31 +5139,31 @@
       </w:rPr>
     </w:lvl>
   </w:abstractNum>
-  <w:num w:numId="1" w16cid:durableId="945846314">
+  <w:num w:numId="1" w16cid:durableId="312105856">
     <w:abstractNumId w:val="8"/>
   </w:num>
-  <w:num w:numId="2" w16cid:durableId="490878439">
+  <w:num w:numId="2" w16cid:durableId="2012679783">
     <w:abstractNumId w:val="6"/>
   </w:num>
-  <w:num w:numId="3" w16cid:durableId="2056463779">
+  <w:num w:numId="3" w16cid:durableId="78911226">
     <w:abstractNumId w:val="5"/>
   </w:num>
-  <w:num w:numId="4" w16cid:durableId="1266186470">
+  <w:num w:numId="4" w16cid:durableId="232354485">
     <w:abstractNumId w:val="4"/>
   </w:num>
-  <w:num w:numId="5" w16cid:durableId="809831812">
+  <w:num w:numId="5" w16cid:durableId="1297373484">
     <w:abstractNumId w:val="7"/>
   </w:num>
-  <w:num w:numId="6" w16cid:durableId="998310943">
+  <w:num w:numId="6" w16cid:durableId="425733669">
     <w:abstractNumId w:val="3"/>
   </w:num>
-  <w:num w:numId="7" w16cid:durableId="1550192305">
+  <w:num w:numId="7" w16cid:durableId="488637520">
     <w:abstractNumId w:val="2"/>
   </w:num>
-  <w:num w:numId="8" w16cid:durableId="1200513937">
+  <w:num w:numId="8" w16cid:durableId="234510985">
     <w:abstractNumId w:val="1"/>
   </w:num>
-  <w:num w:numId="9" w16cid:durableId="1968512337">
+  <w:num w:numId="9" w16cid:durableId="1505851393">
     <w:abstractNumId w:val="0"/>
   </w:num>
 </w:numbering>
@@ -15865,6 +16551,17 @@
       </w:tcPr>
     </w:tblStylePr>
   </w:style>
+  <w:style w:type="paragraph" w:customStyle="1" w:styleId="Listing">
+    <w:name w:val="Listing"/>
+    <w:basedOn w:val="a1"/>
+    <w:pPr>
+      <w:spacing w:line="240" w:lineRule="auto"/>
+    </w:pPr>
+    <w:rPr>
+      <w:i/>
+      <w:sz w:val="24"/>
+    </w:rPr>
+  </w:style>
   <w:style w:type="paragraph" w:styleId="14">
     <w:name w:val="toc 1"/>
     <w:basedOn w:val="a1"/>
@@ -15872,7 +16569,7 @@
     <w:autoRedefine/>
     <w:uiPriority w:val="39"/>
     <w:unhideWhenUsed/>
-    <w:rsid w:val="00B107EE"/>
+    <w:rsid w:val="00E20BD1"/>
     <w:pPr>
       <w:spacing w:after="100"/>
     </w:pPr>
@@ -15884,7 +16581,7 @@
     <w:autoRedefine/>
     <w:uiPriority w:val="39"/>
     <w:unhideWhenUsed/>
-    <w:rsid w:val="00B107EE"/>
+    <w:rsid w:val="00E20BD1"/>
     <w:pPr>
       <w:spacing w:after="100"/>
       <w:ind w:left="280"/>
@@ -15895,7 +16592,7 @@
     <w:basedOn w:val="a2"/>
     <w:uiPriority w:val="99"/>
     <w:unhideWhenUsed/>
-    <w:rsid w:val="00B107EE"/>
+    <w:rsid w:val="00E20BD1"/>
     <w:rPr>
       <w:color w:val="0000FF" w:themeColor="hyperlink"/>
       <w:u w:val="single"/>

--- a/airp/lab2/report/Отчет_ЛР2.docx
+++ b/airp/lab2/report/Отчет_ЛР2.docx
@@ -297,7 +297,7 @@
       <w:r>
         <w:fldChar w:fldCharType="separate"/>
       </w:r>
-      <w:hyperlink w:anchor="_Toc242386431" w:history="1">
+      <w:hyperlink w:anchor="_Toc242426566" w:history="1">
         <w:r>
           <w:rPr>
             <w:rStyle w:val="aff8"/>
@@ -324,7 +324,7 @@
             <w:noProof/>
             <w:webHidden/>
           </w:rPr>
-          <w:instrText xml:space="preserve"> PAGEREF _Toc242386431 \h </w:instrText>
+          <w:instrText xml:space="preserve"> PAGEREF _Toc242426566 \h </w:instrText>
         </w:r>
         <w:r>
           <w:rPr>
@@ -370,7 +370,7 @@
           <w14:ligatures w14:val="standardContextual"/>
         </w:rPr>
       </w:pPr>
-      <w:hyperlink w:anchor="_Toc242386432" w:history="1">
+      <w:hyperlink w:anchor="_Toc242426567" w:history="1">
         <w:r>
           <w:rPr>
             <w:rStyle w:val="aff8"/>
@@ -397,7 +397,7 @@
             <w:noProof/>
             <w:webHidden/>
           </w:rPr>
-          <w:instrText xml:space="preserve"> PAGEREF _Toc242386432 \h </w:instrText>
+          <w:instrText xml:space="preserve"> PAGEREF _Toc242426567 \h </w:instrText>
         </w:r>
         <w:r>
           <w:rPr>
@@ -443,7 +443,7 @@
           <w14:ligatures w14:val="standardContextual"/>
         </w:rPr>
       </w:pPr>
-      <w:hyperlink w:anchor="_Toc242386433" w:history="1">
+      <w:hyperlink w:anchor="_Toc242426568" w:history="1">
         <w:r>
           <w:rPr>
             <w:rStyle w:val="aff8"/>
@@ -470,7 +470,7 @@
             <w:noProof/>
             <w:webHidden/>
           </w:rPr>
-          <w:instrText xml:space="preserve"> PAGEREF _Toc242386433 \h </w:instrText>
+          <w:instrText xml:space="preserve"> PAGEREF _Toc242426568 \h </w:instrText>
         </w:r>
         <w:r>
           <w:rPr>
@@ -516,7 +516,7 @@
           <w14:ligatures w14:val="standardContextual"/>
         </w:rPr>
       </w:pPr>
-      <w:hyperlink w:anchor="_Toc242386434" w:history="1">
+      <w:hyperlink w:anchor="_Toc242426569" w:history="1">
         <w:r>
           <w:rPr>
             <w:rStyle w:val="aff8"/>
@@ -543,7 +543,7 @@
             <w:noProof/>
             <w:webHidden/>
           </w:rPr>
-          <w:instrText xml:space="preserve"> PAGEREF _Toc242386434 \h </w:instrText>
+          <w:instrText xml:space="preserve"> PAGEREF _Toc242426569 \h </w:instrText>
         </w:r>
         <w:r>
           <w:rPr>
@@ -589,7 +589,7 @@
           <w14:ligatures w14:val="standardContextual"/>
         </w:rPr>
       </w:pPr>
-      <w:hyperlink w:anchor="_Toc242386435" w:history="1">
+      <w:hyperlink w:anchor="_Toc242426570" w:history="1">
         <w:r>
           <w:rPr>
             <w:rStyle w:val="aff8"/>
@@ -616,7 +616,7 @@
             <w:noProof/>
             <w:webHidden/>
           </w:rPr>
-          <w:instrText xml:space="preserve"> PAGEREF _Toc242386435 \h </w:instrText>
+          <w:instrText xml:space="preserve"> PAGEREF _Toc242426570 \h </w:instrText>
         </w:r>
         <w:r>
           <w:rPr>
@@ -662,7 +662,7 @@
           <w14:ligatures w14:val="standardContextual"/>
         </w:rPr>
       </w:pPr>
-      <w:hyperlink w:anchor="_Toc242386436" w:history="1">
+      <w:hyperlink w:anchor="_Toc242426571" w:history="1">
         <w:r>
           <w:rPr>
             <w:rStyle w:val="aff8"/>
@@ -689,7 +689,7 @@
             <w:noProof/>
             <w:webHidden/>
           </w:rPr>
-          <w:instrText xml:space="preserve"> PAGEREF _Toc242386436 \h </w:instrText>
+          <w:instrText xml:space="preserve"> PAGEREF _Toc242426571 \h </w:instrText>
         </w:r>
         <w:r>
           <w:rPr>
@@ -735,7 +735,7 @@
           <w14:ligatures w14:val="standardContextual"/>
         </w:rPr>
       </w:pPr>
-      <w:hyperlink w:anchor="_Toc242386437" w:history="1">
+      <w:hyperlink w:anchor="_Toc242426572" w:history="1">
         <w:r>
           <w:rPr>
             <w:rStyle w:val="aff8"/>
@@ -762,7 +762,7 @@
             <w:noProof/>
             <w:webHidden/>
           </w:rPr>
-          <w:instrText xml:space="preserve"> PAGEREF _Toc242386437 \h </w:instrText>
+          <w:instrText xml:space="preserve"> PAGEREF _Toc242426572 \h </w:instrText>
         </w:r>
         <w:r>
           <w:rPr>
@@ -808,7 +808,7 @@
           <w14:ligatures w14:val="standardContextual"/>
         </w:rPr>
       </w:pPr>
-      <w:hyperlink w:anchor="_Toc242386438" w:history="1">
+      <w:hyperlink w:anchor="_Toc242426573" w:history="1">
         <w:r>
           <w:rPr>
             <w:rStyle w:val="aff8"/>
@@ -835,7 +835,7 @@
             <w:noProof/>
             <w:webHidden/>
           </w:rPr>
-          <w:instrText xml:space="preserve"> PAGEREF _Toc242386438 \h </w:instrText>
+          <w:instrText xml:space="preserve"> PAGEREF _Toc242426573 \h </w:instrText>
         </w:r>
         <w:r>
           <w:rPr>
@@ -881,7 +881,7 @@
           <w14:ligatures w14:val="standardContextual"/>
         </w:rPr>
       </w:pPr>
-      <w:hyperlink w:anchor="_Toc242386439" w:history="1">
+      <w:hyperlink w:anchor="_Toc242426574" w:history="1">
         <w:r>
           <w:rPr>
             <w:rStyle w:val="aff8"/>
@@ -938,7 +938,7 @@
             <w:noProof/>
             <w:webHidden/>
           </w:rPr>
-          <w:instrText xml:space="preserve"> PAGEREF _Toc242386439 \h </w:instrText>
+          <w:instrText xml:space="preserve"> PAGEREF _Toc242426574 \h </w:instrText>
         </w:r>
         <w:r>
           <w:rPr>
@@ -984,7 +984,7 @@
           <w14:ligatures w14:val="standardContextual"/>
         </w:rPr>
       </w:pPr>
-      <w:hyperlink w:anchor="_Toc242386440" w:history="1">
+      <w:hyperlink w:anchor="_Toc242426575" w:history="1">
         <w:r>
           <w:rPr>
             <w:rStyle w:val="aff8"/>
@@ -1011,7 +1011,7 @@
             <w:noProof/>
             <w:webHidden/>
           </w:rPr>
-          <w:instrText xml:space="preserve"> PAGEREF _Toc242386440 \h </w:instrText>
+          <w:instrText xml:space="preserve"> PAGEREF _Toc242426575 \h </w:instrText>
         </w:r>
         <w:r>
           <w:rPr>
@@ -1057,7 +1057,7 @@
           <w14:ligatures w14:val="standardContextual"/>
         </w:rPr>
       </w:pPr>
-      <w:hyperlink w:anchor="_Toc242386441" w:history="1">
+      <w:hyperlink w:anchor="_Toc242426576" w:history="1">
         <w:r>
           <w:rPr>
             <w:rStyle w:val="aff8"/>
@@ -1084,7 +1084,7 @@
             <w:noProof/>
             <w:webHidden/>
           </w:rPr>
-          <w:instrText xml:space="preserve"> PAGEREF _Toc242386441 \h </w:instrText>
+          <w:instrText xml:space="preserve"> PAGEREF _Toc242426576 \h </w:instrText>
         </w:r>
         <w:r>
           <w:rPr>
@@ -1130,7 +1130,7 @@
           <w14:ligatures w14:val="standardContextual"/>
         </w:rPr>
       </w:pPr>
-      <w:hyperlink w:anchor="_Toc242386442" w:history="1">
+      <w:hyperlink w:anchor="_Toc242426577" w:history="1">
         <w:r>
           <w:rPr>
             <w:rStyle w:val="aff8"/>
@@ -1157,7 +1157,7 @@
             <w:noProof/>
             <w:webHidden/>
           </w:rPr>
-          <w:instrText xml:space="preserve"> PAGEREF _Toc242386442 \h </w:instrText>
+          <w:instrText xml:space="preserve"> PAGEREF _Toc242426577 \h </w:instrText>
         </w:r>
         <w:r>
           <w:rPr>
@@ -1203,7 +1203,7 @@
           <w14:ligatures w14:val="standardContextual"/>
         </w:rPr>
       </w:pPr>
-      <w:hyperlink w:anchor="_Toc242386443" w:history="1">
+      <w:hyperlink w:anchor="_Toc242426578" w:history="1">
         <w:r>
           <w:rPr>
             <w:rStyle w:val="aff8"/>
@@ -1230,7 +1230,7 @@
             <w:noProof/>
             <w:webHidden/>
           </w:rPr>
-          <w:instrText xml:space="preserve"> PAGEREF _Toc242386443 \h </w:instrText>
+          <w:instrText xml:space="preserve"> PAGEREF _Toc242426578 \h </w:instrText>
         </w:r>
         <w:r>
           <w:rPr>
@@ -1276,7 +1276,7 @@
         <w:pStyle w:val="1"/>
         <w:ind w:firstLine="709"/>
       </w:pPr>
-      <w:bookmarkStart w:id="0" w:name="_Toc242386431"/>
+      <w:bookmarkStart w:id="0" w:name="_Toc242426566"/>
       <w:r>
         <w:rPr>
           <w:rFonts w:ascii="Times New Roman" w:hAnsi="Times New Roman"/>
@@ -1314,7 +1314,7 @@
         <w:pStyle w:val="1"/>
         <w:ind w:firstLine="709"/>
       </w:pPr>
-      <w:bookmarkStart w:id="1" w:name="_Toc242386432"/>
+      <w:bookmarkStart w:id="1" w:name="_Toc242426567"/>
       <w:r>
         <w:rPr>
           <w:rFonts w:ascii="Times New Roman" w:hAnsi="Times New Roman"/>
@@ -1505,7 +1505,7 @@
         <w:pStyle w:val="1"/>
         <w:ind w:firstLine="709"/>
       </w:pPr>
-      <w:bookmarkStart w:id="2" w:name="_Toc242386433"/>
+      <w:bookmarkStart w:id="2" w:name="_Toc242426568"/>
       <w:r>
         <w:rPr>
           <w:rFonts w:ascii="Times New Roman" w:hAnsi="Times New Roman"/>
@@ -1521,7 +1521,7 @@
         <w:spacing w:before="360"/>
         <w:ind w:firstLine="709"/>
       </w:pPr>
-      <w:bookmarkStart w:id="3" w:name="_Toc242386434"/>
+      <w:bookmarkStart w:id="3" w:name="_Toc242426569"/>
       <w:r>
         <w:rPr>
           <w:rFonts w:ascii="Times New Roman" w:hAnsi="Times New Roman"/>
@@ -1662,7 +1662,7 @@
         <w:spacing w:before="360"/>
         <w:ind w:firstLine="709"/>
       </w:pPr>
-      <w:bookmarkStart w:id="4" w:name="_Toc242386435"/>
+      <w:bookmarkStart w:id="4" w:name="_Toc242426570"/>
       <w:r>
         <w:rPr>
           <w:rFonts w:ascii="Times New Roman" w:hAnsi="Times New Roman"/>
@@ -3264,7 +3264,7 @@
         <w:spacing w:before="360"/>
         <w:ind w:firstLine="709"/>
       </w:pPr>
-      <w:bookmarkStart w:id="5" w:name="_Toc242386436"/>
+      <w:bookmarkStart w:id="5" w:name="_Toc242426571"/>
       <w:r>
         <w:rPr>
           <w:rFonts w:ascii="Times New Roman" w:hAnsi="Times New Roman"/>
@@ -3294,7 +3294,7 @@
         </w:rPr>
         <w:lastRenderedPageBreak/>
         <w:drawing>
-          <wp:inline distT="0" distB="0" distL="0" distR="0" wp14:anchorId="199AE908" wp14:editId="66EA9545">
+          <wp:inline distT="0" distB="0" distL="0" distR="0" wp14:anchorId="7B47F745" wp14:editId="12E604DC">
             <wp:extent cx="5580000" cy="3560156"/>
             <wp:effectExtent l="0" t="0" r="0" b="0"/>
             <wp:docPr id="1" name="Picture 1"/>
@@ -3378,7 +3378,7 @@
           <w:noProof/>
         </w:rPr>
         <w:drawing>
-          <wp:inline distT="0" distB="0" distL="0" distR="0" wp14:anchorId="506D6F34" wp14:editId="114FF064">
+          <wp:inline distT="0" distB="0" distL="0" distR="0" wp14:anchorId="1D5529E4" wp14:editId="6734CB9E">
             <wp:extent cx="5580000" cy="3560156"/>
             <wp:effectExtent l="0" t="0" r="0" b="0"/>
             <wp:docPr id="2" name="Picture 2"/>
@@ -3453,7 +3453,7 @@
           <w:noProof/>
         </w:rPr>
         <w:drawing>
-          <wp:inline distT="0" distB="0" distL="0" distR="0" wp14:anchorId="42C5DF48" wp14:editId="3C13946A">
+          <wp:inline distT="0" distB="0" distL="0" distR="0" wp14:anchorId="6F746AA6" wp14:editId="602C64FA">
             <wp:extent cx="5580000" cy="3560156"/>
             <wp:effectExtent l="0" t="0" r="0" b="0"/>
             <wp:docPr id="3" name="Picture 3"/>
@@ -3529,7 +3529,7 @@
         </w:rPr>
         <w:lastRenderedPageBreak/>
         <w:drawing>
-          <wp:inline distT="0" distB="0" distL="0" distR="0" wp14:anchorId="56317661" wp14:editId="42975934">
+          <wp:inline distT="0" distB="0" distL="0" distR="0" wp14:anchorId="222AC2A2" wp14:editId="5D798556">
             <wp:extent cx="5580000" cy="3560156"/>
             <wp:effectExtent l="0" t="0" r="0" b="0"/>
             <wp:docPr id="4" name="Picture 4"/>
@@ -3605,7 +3605,7 @@
         </w:rPr>
         <w:lastRenderedPageBreak/>
         <w:drawing>
-          <wp:inline distT="0" distB="0" distL="0" distR="0" wp14:anchorId="4346044B" wp14:editId="701F9A5E">
+          <wp:inline distT="0" distB="0" distL="0" distR="0" wp14:anchorId="19FD0ED5" wp14:editId="1C2ECC03">
             <wp:extent cx="5580000" cy="3560156"/>
             <wp:effectExtent l="0" t="0" r="0" b="0"/>
             <wp:docPr id="5" name="Picture 5"/>
@@ -3666,7 +3666,7 @@
         <w:spacing w:before="360"/>
         <w:ind w:firstLine="709"/>
       </w:pPr>
-      <w:bookmarkStart w:id="6" w:name="_Toc242386437"/>
+      <w:bookmarkStart w:id="6" w:name="_Toc242426572"/>
       <w:r>
         <w:rPr>
           <w:rFonts w:ascii="Times New Roman" w:hAnsi="Times New Roman"/>
@@ -3690,16 +3690,7 @@
         <w:t>Windows</w:t>
       </w:r>
       <w:r>
-        <w:t xml:space="preserve">, клиенты на </w:t>
-      </w:r>
-      <w:r>
-        <w:rPr>
-          <w:i/>
-        </w:rPr>
-        <w:t>Mac</w:t>
-      </w:r>
-      <w:r>
-        <w:t xml:space="preserve"> и на </w:t>
+        <w:t xml:space="preserve">, клиент в </w:t>
       </w:r>
       <w:r>
         <w:rPr>
@@ -3763,9 +3754,9 @@
         <w:tblLook w:val="04A0" w:firstRow="1" w:lastRow="0" w:firstColumn="1" w:lastColumn="0" w:noHBand="0" w:noVBand="1"/>
       </w:tblPr>
       <w:tblGrid>
-        <w:gridCol w:w="2274"/>
-        <w:gridCol w:w="2898"/>
-        <w:gridCol w:w="4183"/>
+        <w:gridCol w:w="1965"/>
+        <w:gridCol w:w="2991"/>
+        <w:gridCol w:w="4399"/>
       </w:tblGrid>
       <w:tr>
         <w:trPr>
@@ -3775,7 +3766,7 @@
         </w:trPr>
         <w:tc>
           <w:tcPr>
-            <w:tcW w:w="2273" w:type="dxa"/>
+            <w:tcW w:w="1964" w:type="dxa"/>
           </w:tcPr>
           <w:p>
             <w:pPr>
@@ -3793,7 +3784,7 @@
         </w:tc>
         <w:tc>
           <w:tcPr>
-            <w:tcW w:w="2898" w:type="dxa"/>
+            <w:tcW w:w="2991" w:type="dxa"/>
           </w:tcPr>
           <w:p>
             <w:pPr>
@@ -3811,7 +3802,7 @@
         </w:tc>
         <w:tc>
           <w:tcPr>
-            <w:tcW w:w="4183" w:type="dxa"/>
+            <w:tcW w:w="4399" w:type="dxa"/>
           </w:tcPr>
           <w:p>
             <w:pPr>
@@ -3835,7 +3826,7 @@
         </w:trPr>
         <w:tc>
           <w:tcPr>
-            <w:tcW w:w="2273" w:type="dxa"/>
+            <w:tcW w:w="1964" w:type="dxa"/>
           </w:tcPr>
           <w:p>
             <w:pPr>
@@ -3859,7 +3850,7 @@
         </w:tc>
         <w:tc>
           <w:tcPr>
-            <w:tcW w:w="2898" w:type="dxa"/>
+            <w:tcW w:w="2991" w:type="dxa"/>
           </w:tcPr>
           <w:p>
             <w:pPr>
@@ -3890,7 +3881,7 @@
         </w:tc>
         <w:tc>
           <w:tcPr>
-            <w:tcW w:w="4183" w:type="dxa"/>
+            <w:tcW w:w="4399" w:type="dxa"/>
           </w:tcPr>
           <w:p>
             <w:pPr>
@@ -3926,26 +3917,13 @@
         </w:trPr>
         <w:tc>
           <w:tcPr>
-            <w:tcW w:w="2273" w:type="dxa"/>
+            <w:tcW w:w="1964" w:type="dxa"/>
           </w:tcPr>
           <w:p>
             <w:pPr>
               <w:keepNext/>
               <w:spacing w:line="240" w:lineRule="auto"/>
             </w:pPr>
-            <w:r>
-              <w:rPr>
-                <w:i/>
-                <w:sz w:val="24"/>
-              </w:rPr>
-              <w:t>Mac</w:t>
-            </w:r>
-            <w:r>
-              <w:rPr>
-                <w:sz w:val="24"/>
-              </w:rPr>
-              <w:t xml:space="preserve"> или </w:t>
-            </w:r>
             <w:r>
               <w:rPr>
                 <w:i/>
@@ -3963,7 +3941,7 @@
         </w:tc>
         <w:tc>
           <w:tcPr>
-            <w:tcW w:w="2898" w:type="dxa"/>
+            <w:tcW w:w="2991" w:type="dxa"/>
           </w:tcPr>
           <w:p>
             <w:pPr>
@@ -4000,7 +3978,7 @@
         </w:tc>
         <w:tc>
           <w:tcPr>
-            <w:tcW w:w="4183" w:type="dxa"/>
+            <w:tcW w:w="4399" w:type="dxa"/>
           </w:tcPr>
           <w:p>
             <w:pPr>
@@ -4023,7 +4001,7 @@
         </w:trPr>
         <w:tc>
           <w:tcPr>
-            <w:tcW w:w="2273" w:type="dxa"/>
+            <w:tcW w:w="1964" w:type="dxa"/>
           </w:tcPr>
           <w:p>
             <w:pPr>
@@ -4046,7 +4024,7 @@
         </w:tc>
         <w:tc>
           <w:tcPr>
-            <w:tcW w:w="2898" w:type="dxa"/>
+            <w:tcW w:w="2991" w:type="dxa"/>
           </w:tcPr>
           <w:p>
             <w:pPr>
@@ -4082,7 +4060,7 @@
         </w:tc>
         <w:tc>
           <w:tcPr>
-            <w:tcW w:w="4183" w:type="dxa"/>
+            <w:tcW w:w="4399" w:type="dxa"/>
           </w:tcPr>
           <w:p>
             <w:pPr>
@@ -4190,7 +4168,7 @@
           <w:noProof/>
         </w:rPr>
         <w:drawing>
-          <wp:inline distT="0" distB="0" distL="0" distR="0" wp14:anchorId="07720249" wp14:editId="3BCE60FE">
+          <wp:inline distT="0" distB="0" distL="0" distR="0" wp14:anchorId="4A553F45" wp14:editId="43690C0A">
             <wp:extent cx="5580000" cy="3817164"/>
             <wp:effectExtent l="0" t="0" r="0" b="0"/>
             <wp:docPr id="6" name="Picture 6"/>
@@ -4284,7 +4262,7 @@
         </w:rPr>
         <w:lastRenderedPageBreak/>
         <w:drawing>
-          <wp:inline distT="0" distB="0" distL="0" distR="0" wp14:anchorId="776BCC22" wp14:editId="7D8328B6">
+          <wp:inline distT="0" distB="0" distL="0" distR="0" wp14:anchorId="2FFFAA89" wp14:editId="7E3E0782">
             <wp:extent cx="5580000" cy="4566964"/>
             <wp:effectExtent l="0" t="0" r="0" b="0"/>
             <wp:docPr id="7" name="Picture 7"/>
@@ -4378,7 +4356,7 @@
         </w:rPr>
         <w:lastRenderedPageBreak/>
         <w:drawing>
-          <wp:inline distT="0" distB="0" distL="0" distR="0" wp14:anchorId="2BBDD1C5" wp14:editId="2C252B97">
+          <wp:inline distT="0" distB="0" distL="0" distR="0" wp14:anchorId="2CB2F9D8" wp14:editId="6927916F">
             <wp:extent cx="5580000" cy="3560156"/>
             <wp:effectExtent l="0" t="0" r="0" b="0"/>
             <wp:docPr id="8" name="Picture 8"/>
@@ -4449,7 +4427,7 @@
         <w:pStyle w:val="1"/>
         <w:ind w:firstLine="709"/>
       </w:pPr>
-      <w:bookmarkStart w:id="7" w:name="_Toc242386438"/>
+      <w:bookmarkStart w:id="7" w:name="_Toc242426573"/>
       <w:r>
         <w:rPr>
           <w:rFonts w:ascii="Times New Roman" w:hAnsi="Times New Roman"/>
@@ -4465,7 +4443,7 @@
         <w:spacing w:before="360"/>
         <w:ind w:firstLine="709"/>
       </w:pPr>
-      <w:bookmarkStart w:id="8" w:name="_Toc242386439"/>
+      <w:bookmarkStart w:id="8" w:name="_Toc242426574"/>
       <w:r>
         <w:rPr>
           <w:rFonts w:ascii="Times New Roman" w:hAnsi="Times New Roman"/>
@@ -4557,7 +4535,7 @@
         <w:spacing w:before="360"/>
         <w:ind w:firstLine="709"/>
       </w:pPr>
-      <w:bookmarkStart w:id="9" w:name="_Toc242386440"/>
+      <w:bookmarkStart w:id="9" w:name="_Toc242426575"/>
       <w:r>
         <w:rPr>
           <w:rFonts w:ascii="Times New Roman" w:hAnsi="Times New Roman"/>
@@ -4653,7 +4631,7 @@
         <w:spacing w:before="360"/>
         <w:ind w:firstLine="709"/>
       </w:pPr>
-      <w:bookmarkStart w:id="10" w:name="_Toc242386441"/>
+      <w:bookmarkStart w:id="10" w:name="_Toc242426576"/>
       <w:r>
         <w:rPr>
           <w:rFonts w:ascii="Times New Roman" w:hAnsi="Times New Roman"/>
@@ -4740,7 +4718,7 @@
         <w:spacing w:before="360"/>
         <w:ind w:firstLine="709"/>
       </w:pPr>
-      <w:bookmarkStart w:id="11" w:name="_Toc242386442"/>
+      <w:bookmarkStart w:id="11" w:name="_Toc242426577"/>
       <w:r>
         <w:rPr>
           <w:rFonts w:ascii="Times New Roman" w:hAnsi="Times New Roman"/>
@@ -4822,7 +4800,7 @@
         <w:pStyle w:val="1"/>
         <w:jc w:val="center"/>
       </w:pPr>
-      <w:bookmarkStart w:id="12" w:name="_Toc242386443"/>
+      <w:bookmarkStart w:id="12" w:name="_Toc242426578"/>
       <w:r>
         <w:rPr>
           <w:rFonts w:ascii="Times New Roman" w:hAnsi="Times New Roman"/>
@@ -5139,31 +5117,31 @@
       </w:rPr>
     </w:lvl>
   </w:abstractNum>
-  <w:num w:numId="1" w16cid:durableId="312105856">
+  <w:num w:numId="1" w16cid:durableId="1644851667">
     <w:abstractNumId w:val="8"/>
   </w:num>
-  <w:num w:numId="2" w16cid:durableId="2012679783">
+  <w:num w:numId="2" w16cid:durableId="972517901">
     <w:abstractNumId w:val="6"/>
   </w:num>
-  <w:num w:numId="3" w16cid:durableId="78911226">
+  <w:num w:numId="3" w16cid:durableId="1084569359">
     <w:abstractNumId w:val="5"/>
   </w:num>
-  <w:num w:numId="4" w16cid:durableId="232354485">
+  <w:num w:numId="4" w16cid:durableId="782921407">
     <w:abstractNumId w:val="4"/>
   </w:num>
-  <w:num w:numId="5" w16cid:durableId="1297373484">
+  <w:num w:numId="5" w16cid:durableId="1398551594">
     <w:abstractNumId w:val="7"/>
   </w:num>
-  <w:num w:numId="6" w16cid:durableId="425733669">
+  <w:num w:numId="6" w16cid:durableId="759256029">
     <w:abstractNumId w:val="3"/>
   </w:num>
-  <w:num w:numId="7" w16cid:durableId="488637520">
+  <w:num w:numId="7" w16cid:durableId="1056466727">
     <w:abstractNumId w:val="2"/>
   </w:num>
-  <w:num w:numId="8" w16cid:durableId="234510985">
+  <w:num w:numId="8" w16cid:durableId="1083068941">
     <w:abstractNumId w:val="1"/>
   </w:num>
-  <w:num w:numId="9" w16cid:durableId="1505851393">
+  <w:num w:numId="9" w16cid:durableId="661394823">
     <w:abstractNumId w:val="0"/>
   </w:num>
 </w:numbering>
@@ -16569,7 +16547,7 @@
     <w:autoRedefine/>
     <w:uiPriority w:val="39"/>
     <w:unhideWhenUsed/>
-    <w:rsid w:val="00E20BD1"/>
+    <w:rsid w:val="003B7081"/>
     <w:pPr>
       <w:spacing w:after="100"/>
     </w:pPr>
@@ -16581,7 +16559,7 @@
     <w:autoRedefine/>
     <w:uiPriority w:val="39"/>
     <w:unhideWhenUsed/>
-    <w:rsid w:val="00E20BD1"/>
+    <w:rsid w:val="003B7081"/>
     <w:pPr>
       <w:spacing w:after="100"/>
       <w:ind w:left="280"/>
@@ -16592,7 +16570,7 @@
     <w:basedOn w:val="a2"/>
     <w:uiPriority w:val="99"/>
     <w:unhideWhenUsed/>
-    <w:rsid w:val="00E20BD1"/>
+    <w:rsid w:val="003B7081"/>
     <w:rPr>
       <w:color w:val="0000FF" w:themeColor="hyperlink"/>
       <w:u w:val="single"/>
